--- a/diplom 2026/Диплом версия 6.docx
+++ b/diplom 2026/Диплом версия 6.docx
@@ -17,6 +17,12 @@
     </w:p>
     <w:sdt>
       <w:sdtPr>
+        <w:rPr>
+          <w:rFonts w:ascii="Times New Roman" w:eastAsia="Times New Roman" w:hAnsi="Times New Roman" w:cs="Times New Roman"/>
+          <w:b w:val="0"/>
+          <w:bCs w:val="0"/>
+          <w:color w:val="auto"/>
+        </w:rPr>
         <w:id w:val="1034924867"/>
         <w:docPartObj>
           <w:docPartGallery w:val="Table of Contents"/>
@@ -25,11 +31,7 @@
       </w:sdtPr>
       <w:sdtEndPr>
         <w:rPr>
-          <w:rFonts w:ascii="Times New Roman" w:eastAsia="Times New Roman" w:hAnsi="Times New Roman" w:cs="Times New Roman"/>
-          <w:b w:val="0"/>
-          <w:bCs w:val="0"/>
           <w:noProof/>
-          <w:color w:val="auto"/>
         </w:rPr>
       </w:sdtEndPr>
       <w:sdtContent>
@@ -68,7 +70,7 @@
           <w:r>
             <w:fldChar w:fldCharType="separate"/>
           </w:r>
-          <w:hyperlink w:anchor="_Toc230139713" w:history="1">
+          <w:hyperlink w:anchor="_Toc230203515" w:history="1">
             <w:r>
               <w:rPr>
                 <w:rStyle w:val="af1"/>
@@ -95,7 +97,7 @@
                 <w:noProof/>
                 <w:webHidden/>
               </w:rPr>
-              <w:instrText xml:space="preserve"> PAGEREF _Toc230139713 \h </w:instrText>
+              <w:instrText xml:space="preserve"> PAGEREF _Toc230203515 \h </w:instrText>
             </w:r>
             <w:r>
               <w:rPr>
@@ -144,7 +146,7 @@
               <w14:ligatures w14:val="standardContextual"/>
             </w:rPr>
           </w:pPr>
-          <w:hyperlink w:anchor="_Toc230139714" w:history="1">
+          <w:hyperlink w:anchor="_Toc230203516" w:history="1">
             <w:r>
               <w:rPr>
                 <w:rStyle w:val="af1"/>
@@ -171,7 +173,7 @@
                 <w:noProof/>
                 <w:webHidden/>
               </w:rPr>
-              <w:instrText xml:space="preserve"> PAGEREF _Toc230139714 \h </w:instrText>
+              <w:instrText xml:space="preserve"> PAGEREF _Toc230203516 \h </w:instrText>
             </w:r>
             <w:r>
               <w:rPr>
@@ -219,7 +221,7 @@
               <w14:ligatures w14:val="standardContextual"/>
             </w:rPr>
           </w:pPr>
-          <w:hyperlink w:anchor="_Toc230139715" w:history="1">
+          <w:hyperlink w:anchor="_Toc230203517" w:history="1">
             <w:r>
               <w:rPr>
                 <w:rStyle w:val="af1"/>
@@ -246,7 +248,7 @@
                 <w:noProof/>
                 <w:webHidden/>
               </w:rPr>
-              <w:instrText xml:space="preserve"> PAGEREF _Toc230139715 \h </w:instrText>
+              <w:instrText xml:space="preserve"> PAGEREF _Toc230203517 \h </w:instrText>
             </w:r>
             <w:r>
               <w:rPr>
@@ -294,7 +296,7 @@
               <w14:ligatures w14:val="standardContextual"/>
             </w:rPr>
           </w:pPr>
-          <w:hyperlink w:anchor="_Toc230139716" w:history="1">
+          <w:hyperlink w:anchor="_Toc230203518" w:history="1">
             <w:r>
               <w:rPr>
                 <w:rStyle w:val="af1"/>
@@ -321,7 +323,7 @@
                 <w:noProof/>
                 <w:webHidden/>
               </w:rPr>
-              <w:instrText xml:space="preserve"> PAGEREF _Toc230139716 \h </w:instrText>
+              <w:instrText xml:space="preserve"> PAGEREF _Toc230203518 \h </w:instrText>
             </w:r>
             <w:r>
               <w:rPr>
@@ -367,7 +369,7 @@
               <w14:ligatures w14:val="standardContextual"/>
             </w:rPr>
           </w:pPr>
-          <w:hyperlink w:anchor="_Toc230139717" w:history="1">
+          <w:hyperlink w:anchor="_Toc230203519" w:history="1">
             <w:r>
               <w:rPr>
                 <w:rStyle w:val="af1"/>
@@ -394,7 +396,7 @@
                 <w:noProof/>
                 <w:webHidden/>
               </w:rPr>
-              <w:instrText xml:space="preserve"> PAGEREF _Toc230139717 \h </w:instrText>
+              <w:instrText xml:space="preserve"> PAGEREF _Toc230203519 \h </w:instrText>
             </w:r>
             <w:r>
               <w:rPr>
@@ -440,7 +442,7 @@
               <w14:ligatures w14:val="standardContextual"/>
             </w:rPr>
           </w:pPr>
-          <w:hyperlink w:anchor="_Toc230139718" w:history="1">
+          <w:hyperlink w:anchor="_Toc230203520" w:history="1">
             <w:r>
               <w:rPr>
                 <w:rStyle w:val="af1"/>
@@ -467,7 +469,7 @@
                 <w:noProof/>
                 <w:webHidden/>
               </w:rPr>
-              <w:instrText xml:space="preserve"> PAGEREF _Toc230139718 \h </w:instrText>
+              <w:instrText xml:space="preserve"> PAGEREF _Toc230203520 \h </w:instrText>
             </w:r>
             <w:r>
               <w:rPr>
@@ -513,7 +515,7 @@
               <w14:ligatures w14:val="standardContextual"/>
             </w:rPr>
           </w:pPr>
-          <w:hyperlink w:anchor="_Toc230139719" w:history="1">
+          <w:hyperlink w:anchor="_Toc230203521" w:history="1">
             <w:r>
               <w:rPr>
                 <w:rStyle w:val="af1"/>
@@ -540,7 +542,7 @@
                 <w:noProof/>
                 <w:webHidden/>
               </w:rPr>
-              <w:instrText xml:space="preserve"> PAGEREF _Toc230139719 \h </w:instrText>
+              <w:instrText xml:space="preserve"> PAGEREF _Toc230203521 \h </w:instrText>
             </w:r>
             <w:r>
               <w:rPr>
@@ -586,7 +588,7 @@
               <w14:ligatures w14:val="standardContextual"/>
             </w:rPr>
           </w:pPr>
-          <w:hyperlink w:anchor="_Toc230139720" w:history="1">
+          <w:hyperlink w:anchor="_Toc230203522" w:history="1">
             <w:r>
               <w:rPr>
                 <w:rStyle w:val="af1"/>
@@ -613,7 +615,7 @@
                 <w:noProof/>
                 <w:webHidden/>
               </w:rPr>
-              <w:instrText xml:space="preserve"> PAGEREF _Toc230139720 \h </w:instrText>
+              <w:instrText xml:space="preserve"> PAGEREF _Toc230203522 \h </w:instrText>
             </w:r>
             <w:r>
               <w:rPr>
@@ -661,7 +663,7 @@
               <w14:ligatures w14:val="standardContextual"/>
             </w:rPr>
           </w:pPr>
-          <w:hyperlink w:anchor="_Toc230139721" w:history="1">
+          <w:hyperlink w:anchor="_Toc230203523" w:history="1">
             <w:r>
               <w:rPr>
                 <w:rStyle w:val="af1"/>
@@ -688,7 +690,7 @@
                 <w:noProof/>
                 <w:webHidden/>
               </w:rPr>
-              <w:instrText xml:space="preserve"> PAGEREF _Toc230139721 \h </w:instrText>
+              <w:instrText xml:space="preserve"> PAGEREF _Toc230203523 \h </w:instrText>
             </w:r>
             <w:r>
               <w:rPr>
@@ -734,7 +736,7 @@
               <w14:ligatures w14:val="standardContextual"/>
             </w:rPr>
           </w:pPr>
-          <w:hyperlink w:anchor="_Toc230139722" w:history="1">
+          <w:hyperlink w:anchor="_Toc230203524" w:history="1">
             <w:r>
               <w:rPr>
                 <w:rStyle w:val="af1"/>
@@ -761,7 +763,7 @@
                 <w:noProof/>
                 <w:webHidden/>
               </w:rPr>
-              <w:instrText xml:space="preserve"> PAGEREF _Toc230139722 \h </w:instrText>
+              <w:instrText xml:space="preserve"> PAGEREF _Toc230203524 \h </w:instrText>
             </w:r>
             <w:r>
               <w:rPr>
@@ -807,7 +809,7 @@
               <w14:ligatures w14:val="standardContextual"/>
             </w:rPr>
           </w:pPr>
-          <w:hyperlink w:anchor="_Toc230139723" w:history="1">
+          <w:hyperlink w:anchor="_Toc230203525" w:history="1">
             <w:r>
               <w:rPr>
                 <w:rStyle w:val="af1"/>
@@ -834,7 +836,7 @@
                 <w:noProof/>
                 <w:webHidden/>
               </w:rPr>
-              <w:instrText xml:space="preserve"> PAGEREF _Toc230139723 \h </w:instrText>
+              <w:instrText xml:space="preserve"> PAGEREF _Toc230203525 \h </w:instrText>
             </w:r>
             <w:r>
               <w:rPr>
@@ -880,7 +882,7 @@
               <w14:ligatures w14:val="standardContextual"/>
             </w:rPr>
           </w:pPr>
-          <w:hyperlink w:anchor="_Toc230139724" w:history="1">
+          <w:hyperlink w:anchor="_Toc230203526" w:history="1">
             <w:r>
               <w:rPr>
                 <w:rStyle w:val="af1"/>
@@ -907,7 +909,7 @@
                 <w:noProof/>
                 <w:webHidden/>
               </w:rPr>
-              <w:instrText xml:space="preserve"> PAGEREF _Toc230139724 \h </w:instrText>
+              <w:instrText xml:space="preserve"> PAGEREF _Toc230203526 \h </w:instrText>
             </w:r>
             <w:r>
               <w:rPr>
@@ -953,7 +955,7 @@
               <w14:ligatures w14:val="standardContextual"/>
             </w:rPr>
           </w:pPr>
-          <w:hyperlink w:anchor="_Toc230139725" w:history="1">
+          <w:hyperlink w:anchor="_Toc230203527" w:history="1">
             <w:r>
               <w:rPr>
                 <w:rStyle w:val="af1"/>
@@ -980,7 +982,7 @@
                 <w:noProof/>
                 <w:webHidden/>
               </w:rPr>
-              <w:instrText xml:space="preserve"> PAGEREF _Toc230139725 \h </w:instrText>
+              <w:instrText xml:space="preserve"> PAGEREF _Toc230203527 \h </w:instrText>
             </w:r>
             <w:r>
               <w:rPr>
@@ -1028,7 +1030,7 @@
               <w14:ligatures w14:val="standardContextual"/>
             </w:rPr>
           </w:pPr>
-          <w:hyperlink w:anchor="_Toc230139726" w:history="1">
+          <w:hyperlink w:anchor="_Toc230203528" w:history="1">
             <w:r>
               <w:rPr>
                 <w:rStyle w:val="af1"/>
@@ -1055,7 +1057,7 @@
                 <w:noProof/>
                 <w:webHidden/>
               </w:rPr>
-              <w:instrText xml:space="preserve"> PAGEREF _Toc230139726 \h </w:instrText>
+              <w:instrText xml:space="preserve"> PAGEREF _Toc230203528 \h </w:instrText>
             </w:r>
             <w:r>
               <w:rPr>
@@ -1104,13 +1106,13 @@
               <w14:ligatures w14:val="standardContextual"/>
             </w:rPr>
           </w:pPr>
-          <w:hyperlink w:anchor="_Toc230139727" w:history="1">
+          <w:hyperlink w:anchor="_Toc230203529" w:history="1">
             <w:r>
               <w:rPr>
                 <w:rStyle w:val="af1"/>
                 <w:noProof/>
               </w:rPr>
-              <w:t>2. Структурная и функциональная организация системы моделирования</w:t>
+              <w:t>2. Проектирование системы</w:t>
             </w:r>
             <w:r>
               <w:rPr>
@@ -1131,7 +1133,7 @@
                 <w:noProof/>
                 <w:webHidden/>
               </w:rPr>
-              <w:instrText xml:space="preserve"> PAGEREF _Toc230139727 \h </w:instrText>
+              <w:instrText xml:space="preserve"> PAGEREF _Toc230203529 \h </w:instrText>
             </w:r>
             <w:r>
               <w:rPr>
@@ -1179,7 +1181,7 @@
               <w14:ligatures w14:val="standardContextual"/>
             </w:rPr>
           </w:pPr>
-          <w:hyperlink w:anchor="_Toc230139728" w:history="1">
+          <w:hyperlink w:anchor="_Toc230203530" w:history="1">
             <w:r>
               <w:rPr>
                 <w:rStyle w:val="af1"/>
@@ -1206,7 +1208,7 @@
                 <w:noProof/>
                 <w:webHidden/>
               </w:rPr>
-              <w:instrText xml:space="preserve"> PAGEREF _Toc230139728 \h </w:instrText>
+              <w:instrText xml:space="preserve"> PAGEREF _Toc230203530 \h </w:instrText>
             </w:r>
             <w:r>
               <w:rPr>
@@ -1252,7 +1254,7 @@
               <w14:ligatures w14:val="standardContextual"/>
             </w:rPr>
           </w:pPr>
-          <w:hyperlink w:anchor="_Toc230139729" w:history="1">
+          <w:hyperlink w:anchor="_Toc230203531" w:history="1">
             <w:r>
               <w:rPr>
                 <w:rStyle w:val="af1"/>
@@ -1279,7 +1281,7 @@
                 <w:noProof/>
                 <w:webHidden/>
               </w:rPr>
-              <w:instrText xml:space="preserve"> PAGEREF _Toc230139729 \h </w:instrText>
+              <w:instrText xml:space="preserve"> PAGEREF _Toc230203531 \h </w:instrText>
             </w:r>
             <w:r>
               <w:rPr>
@@ -1325,7 +1327,7 @@
               <w14:ligatures w14:val="standardContextual"/>
             </w:rPr>
           </w:pPr>
-          <w:hyperlink w:anchor="_Toc230139730" w:history="1">
+          <w:hyperlink w:anchor="_Toc230203532" w:history="1">
             <w:r>
               <w:rPr>
                 <w:rStyle w:val="af1"/>
@@ -1352,7 +1354,7 @@
                 <w:noProof/>
                 <w:webHidden/>
               </w:rPr>
-              <w:instrText xml:space="preserve"> PAGEREF _Toc230139730 \h </w:instrText>
+              <w:instrText xml:space="preserve"> PAGEREF _Toc230203532 \h </w:instrText>
             </w:r>
             <w:r>
               <w:rPr>
@@ -1372,7 +1374,7 @@
                 <w:noProof/>
                 <w:webHidden/>
               </w:rPr>
-              <w:t>21</w:t>
+              <w:t>20</w:t>
             </w:r>
             <w:r>
               <w:rPr>
@@ -1400,13 +1402,13 @@
               <w14:ligatures w14:val="standardContextual"/>
             </w:rPr>
           </w:pPr>
-          <w:hyperlink w:anchor="_Toc230139731" w:history="1">
+          <w:hyperlink w:anchor="_Toc230203533" w:history="1">
             <w:r>
               <w:rPr>
                 <w:rStyle w:val="af1"/>
                 <w:noProof/>
               </w:rPr>
-              <w:t>2.2 Алгоритмическое и программное обеспечение</w:t>
+              <w:t>2.2 Структура симуляционной среды</w:t>
             </w:r>
             <w:r>
               <w:rPr>
@@ -1427,7 +1429,7 @@
                 <w:noProof/>
                 <w:webHidden/>
               </w:rPr>
-              <w:instrText xml:space="preserve"> PAGEREF _Toc230139731 \h </w:instrText>
+              <w:instrText xml:space="preserve"> PAGEREF _Toc230203533 \h </w:instrText>
             </w:r>
             <w:r>
               <w:rPr>
@@ -1473,7 +1475,7 @@
               <w14:ligatures w14:val="standardContextual"/>
             </w:rPr>
           </w:pPr>
-          <w:hyperlink w:anchor="_Toc230139732" w:history="1">
+          <w:hyperlink w:anchor="_Toc230203534" w:history="1">
             <w:r>
               <w:rPr>
                 <w:rStyle w:val="af1"/>
@@ -1500,7 +1502,7 @@
                 <w:noProof/>
                 <w:webHidden/>
               </w:rPr>
-              <w:instrText xml:space="preserve"> PAGEREF _Toc230139732 \h </w:instrText>
+              <w:instrText xml:space="preserve"> PAGEREF _Toc230203534 \h </w:instrText>
             </w:r>
             <w:r>
               <w:rPr>
@@ -1546,7 +1548,7 @@
               <w14:ligatures w14:val="standardContextual"/>
             </w:rPr>
           </w:pPr>
-          <w:hyperlink w:anchor="_Toc230139733" w:history="1">
+          <w:hyperlink w:anchor="_Toc230203535" w:history="1">
             <w:r>
               <w:rPr>
                 <w:rStyle w:val="af1"/>
@@ -1573,7 +1575,7 @@
                 <w:noProof/>
                 <w:webHidden/>
               </w:rPr>
-              <w:instrText xml:space="preserve"> PAGEREF _Toc230139733 \h </w:instrText>
+              <w:instrText xml:space="preserve"> PAGEREF _Toc230203535 \h </w:instrText>
             </w:r>
             <w:r>
               <w:rPr>
@@ -1619,7 +1621,7 @@
               <w14:ligatures w14:val="standardContextual"/>
             </w:rPr>
           </w:pPr>
-          <w:hyperlink w:anchor="_Toc230139734" w:history="1">
+          <w:hyperlink w:anchor="_Toc230203536" w:history="1">
             <w:r>
               <w:rPr>
                 <w:rStyle w:val="af1"/>
@@ -1646,7 +1648,7 @@
                 <w:noProof/>
                 <w:webHidden/>
               </w:rPr>
-              <w:instrText xml:space="preserve"> PAGEREF _Toc230139734 \h </w:instrText>
+              <w:instrText xml:space="preserve"> PAGEREF _Toc230203536 \h </w:instrText>
             </w:r>
             <w:r>
               <w:rPr>
@@ -1667,6 +1669,79 @@
                 <w:webHidden/>
               </w:rPr>
               <w:t>26</w:t>
+            </w:r>
+            <w:r>
+              <w:rPr>
+                <w:noProof/>
+                <w:webHidden/>
+              </w:rPr>
+              <w:fldChar w:fldCharType="end"/>
+            </w:r>
+          </w:hyperlink>
+        </w:p>
+        <w:p>
+          <w:pPr>
+            <w:pStyle w:val="31"/>
+            <w:tabs>
+              <w:tab w:val="right" w:leader="dot" w:pos="9345"/>
+            </w:tabs>
+            <w:rPr>
+              <w:rFonts w:asciiTheme="minorHAnsi" w:eastAsiaTheme="minorEastAsia" w:hAnsiTheme="minorHAnsi" w:cstheme="minorBidi"/>
+              <w:noProof/>
+              <w:kern w:val="2"/>
+              <w:sz w:val="24"/>
+              <w:szCs w:val="24"/>
+              <w14:ligatures w14:val="standardContextual"/>
+            </w:rPr>
+          </w:pPr>
+          <w:hyperlink w:anchor="_Toc230203537" w:history="1">
+            <w:r>
+              <w:rPr>
+                <w:rStyle w:val="af1"/>
+                <w:noProof/>
+              </w:rPr>
+              <w:t>2.2.4 Взаимодействие компонентов в симуляционном цикле</w:t>
+            </w:r>
+            <w:r>
+              <w:rPr>
+                <w:noProof/>
+                <w:webHidden/>
+              </w:rPr>
+              <w:tab/>
+            </w:r>
+            <w:r>
+              <w:rPr>
+                <w:noProof/>
+                <w:webHidden/>
+              </w:rPr>
+              <w:fldChar w:fldCharType="begin"/>
+            </w:r>
+            <w:r>
+              <w:rPr>
+                <w:noProof/>
+                <w:webHidden/>
+              </w:rPr>
+              <w:instrText xml:space="preserve"> PAGEREF _Toc230203537 \h </w:instrText>
+            </w:r>
+            <w:r>
+              <w:rPr>
+                <w:noProof/>
+                <w:webHidden/>
+              </w:rPr>
+            </w:r>
+            <w:r>
+              <w:rPr>
+                <w:noProof/>
+                <w:webHidden/>
+              </w:rPr>
+              <w:fldChar w:fldCharType="separate"/>
+            </w:r>
+            <w:r>
+              <w:rPr>
+                <w:noProof/>
+                <w:webHidden/>
+              </w:rPr>
+              <w:t>28</w:t>
             </w:r>
             <w:r>
               <w:rPr>
@@ -1694,7 +1769,7 @@
               <w14:ligatures w14:val="standardContextual"/>
             </w:rPr>
           </w:pPr>
-          <w:hyperlink w:anchor="_Toc230139735" w:history="1">
+          <w:hyperlink w:anchor="_Toc230203538" w:history="1">
             <w:r>
               <w:rPr>
                 <w:rStyle w:val="af1"/>
@@ -1721,7 +1796,7 @@
                 <w:noProof/>
                 <w:webHidden/>
               </w:rPr>
-              <w:instrText xml:space="preserve"> PAGEREF _Toc230139735 \h </w:instrText>
+              <w:instrText xml:space="preserve"> PAGEREF _Toc230203538 \h </w:instrText>
             </w:r>
             <w:r>
               <w:rPr>
@@ -1741,7 +1816,7 @@
                 <w:noProof/>
                 <w:webHidden/>
               </w:rPr>
-              <w:t>28</w:t>
+              <w:t>30</w:t>
             </w:r>
             <w:r>
               <w:rPr>
@@ -1767,7 +1842,7 @@
               <w14:ligatures w14:val="standardContextual"/>
             </w:rPr>
           </w:pPr>
-          <w:hyperlink w:anchor="_Toc230139736" w:history="1">
+          <w:hyperlink w:anchor="_Toc230203539" w:history="1">
             <w:r>
               <w:rPr>
                 <w:rStyle w:val="af1"/>
@@ -1794,7 +1869,7 @@
                 <w:noProof/>
                 <w:webHidden/>
               </w:rPr>
-              <w:instrText xml:space="preserve"> PAGEREF _Toc230139736 \h </w:instrText>
+              <w:instrText xml:space="preserve"> PAGEREF _Toc230203539 \h </w:instrText>
             </w:r>
             <w:r>
               <w:rPr>
@@ -1814,7 +1889,7 @@
                 <w:noProof/>
                 <w:webHidden/>
               </w:rPr>
-              <w:t>33</w:t>
+              <w:t>34</w:t>
             </w:r>
             <w:r>
               <w:rPr>
@@ -1843,7 +1918,7 @@
               <w14:ligatures w14:val="standardContextual"/>
             </w:rPr>
           </w:pPr>
-          <w:hyperlink w:anchor="_Toc230139737" w:history="1">
+          <w:hyperlink w:anchor="_Toc230203540" w:history="1">
             <w:r>
               <w:rPr>
                 <w:rStyle w:val="af1"/>
@@ -1870,7 +1945,7 @@
                 <w:noProof/>
                 <w:webHidden/>
               </w:rPr>
-              <w:instrText xml:space="preserve"> PAGEREF _Toc230139737 \h </w:instrText>
+              <w:instrText xml:space="preserve"> PAGEREF _Toc230203540 \h </w:instrText>
             </w:r>
             <w:r>
               <w:rPr>
@@ -1890,7 +1965,7 @@
                 <w:noProof/>
                 <w:webHidden/>
               </w:rPr>
-              <w:t>34</w:t>
+              <w:t>36</w:t>
             </w:r>
             <w:r>
               <w:rPr>
@@ -1918,7 +1993,7 @@
               <w14:ligatures w14:val="standardContextual"/>
             </w:rPr>
           </w:pPr>
-          <w:hyperlink w:anchor="_Toc230139738" w:history="1">
+          <w:hyperlink w:anchor="_Toc230203541" w:history="1">
             <w:r>
               <w:rPr>
                 <w:rStyle w:val="af1"/>
@@ -1945,7 +2020,7 @@
                 <w:noProof/>
                 <w:webHidden/>
               </w:rPr>
-              <w:instrText xml:space="preserve"> PAGEREF _Toc230139738 \h </w:instrText>
+              <w:instrText xml:space="preserve"> PAGEREF _Toc230203541 \h </w:instrText>
             </w:r>
             <w:r>
               <w:rPr>
@@ -1965,7 +2040,7 @@
                 <w:noProof/>
                 <w:webHidden/>
               </w:rPr>
-              <w:t>34</w:t>
+              <w:t>36</w:t>
             </w:r>
             <w:r>
               <w:rPr>
@@ -1991,7 +2066,7 @@
               <w14:ligatures w14:val="standardContextual"/>
             </w:rPr>
           </w:pPr>
-          <w:hyperlink w:anchor="_Toc230139739" w:history="1">
+          <w:hyperlink w:anchor="_Toc230203542" w:history="1">
             <w:r>
               <w:rPr>
                 <w:rStyle w:val="af1"/>
@@ -2018,7 +2093,7 @@
                 <w:noProof/>
                 <w:webHidden/>
               </w:rPr>
-              <w:instrText xml:space="preserve"> PAGEREF _Toc230139739 \h </w:instrText>
+              <w:instrText xml:space="preserve"> PAGEREF _Toc230203542 \h </w:instrText>
             </w:r>
             <w:r>
               <w:rPr>
@@ -2038,7 +2113,7 @@
                 <w:noProof/>
                 <w:webHidden/>
               </w:rPr>
-              <w:t>34</w:t>
+              <w:t>36</w:t>
             </w:r>
             <w:r>
               <w:rPr>
@@ -2064,7 +2139,7 @@
               <w14:ligatures w14:val="standardContextual"/>
             </w:rPr>
           </w:pPr>
-          <w:hyperlink w:anchor="_Toc230139740" w:history="1">
+          <w:hyperlink w:anchor="_Toc230203543" w:history="1">
             <w:r>
               <w:rPr>
                 <w:rStyle w:val="af1"/>
@@ -2091,7 +2166,7 @@
                 <w:noProof/>
                 <w:webHidden/>
               </w:rPr>
-              <w:instrText xml:space="preserve"> PAGEREF _Toc230139740 \h </w:instrText>
+              <w:instrText xml:space="preserve"> PAGEREF _Toc230203543 \h </w:instrText>
             </w:r>
             <w:r>
               <w:rPr>
@@ -2111,7 +2186,7 @@
                 <w:noProof/>
                 <w:webHidden/>
               </w:rPr>
-              <w:t>38</w:t>
+              <w:t>40</w:t>
             </w:r>
             <w:r>
               <w:rPr>
@@ -2139,7 +2214,7 @@
               <w14:ligatures w14:val="standardContextual"/>
             </w:rPr>
           </w:pPr>
-          <w:hyperlink w:anchor="_Toc230139741" w:history="1">
+          <w:hyperlink w:anchor="_Toc230203544" w:history="1">
             <w:r>
               <w:rPr>
                 <w:rStyle w:val="af1"/>
@@ -2166,7 +2241,7 @@
                 <w:noProof/>
                 <w:webHidden/>
               </w:rPr>
-              <w:instrText xml:space="preserve"> PAGEREF _Toc230139741 \h </w:instrText>
+              <w:instrText xml:space="preserve"> PAGEREF _Toc230203544 \h </w:instrText>
             </w:r>
             <w:r>
               <w:rPr>
@@ -2186,7 +2261,7 @@
                 <w:noProof/>
                 <w:webHidden/>
               </w:rPr>
-              <w:t>41</w:t>
+              <w:t>43</w:t>
             </w:r>
             <w:r>
               <w:rPr>
@@ -2212,7 +2287,7 @@
               <w14:ligatures w14:val="standardContextual"/>
             </w:rPr>
           </w:pPr>
-          <w:hyperlink w:anchor="_Toc230139742" w:history="1">
+          <w:hyperlink w:anchor="_Toc230203545" w:history="1">
             <w:r>
               <w:rPr>
                 <w:rStyle w:val="af1"/>
@@ -2239,7 +2314,7 @@
                 <w:noProof/>
                 <w:webHidden/>
               </w:rPr>
-              <w:instrText xml:space="preserve"> PAGEREF _Toc230139742 \h </w:instrText>
+              <w:instrText xml:space="preserve"> PAGEREF _Toc230203545 \h </w:instrText>
             </w:r>
             <w:r>
               <w:rPr>
@@ -2259,7 +2334,7 @@
                 <w:noProof/>
                 <w:webHidden/>
               </w:rPr>
-              <w:t>41</w:t>
+              <w:t>43</w:t>
             </w:r>
             <w:r>
               <w:rPr>
@@ -2285,7 +2360,7 @@
               <w14:ligatures w14:val="standardContextual"/>
             </w:rPr>
           </w:pPr>
-          <w:hyperlink w:anchor="_Toc230139743" w:history="1">
+          <w:hyperlink w:anchor="_Toc230203546" w:history="1">
             <w:r>
               <w:rPr>
                 <w:rStyle w:val="af1"/>
@@ -2312,7 +2387,7 @@
                 <w:noProof/>
                 <w:webHidden/>
               </w:rPr>
-              <w:instrText xml:space="preserve"> PAGEREF _Toc230139743 \h </w:instrText>
+              <w:instrText xml:space="preserve"> PAGEREF _Toc230203546 \h </w:instrText>
             </w:r>
             <w:r>
               <w:rPr>
@@ -2332,7 +2407,7 @@
                 <w:noProof/>
                 <w:webHidden/>
               </w:rPr>
-              <w:t>44</w:t>
+              <w:t>46</w:t>
             </w:r>
             <w:r>
               <w:rPr>
@@ -2358,7 +2433,7 @@
               <w14:ligatures w14:val="standardContextual"/>
             </w:rPr>
           </w:pPr>
-          <w:hyperlink w:anchor="_Toc230139744" w:history="1">
+          <w:hyperlink w:anchor="_Toc230203547" w:history="1">
             <w:r>
               <w:rPr>
                 <w:rStyle w:val="af1"/>
@@ -2385,7 +2460,7 @@
                 <w:noProof/>
                 <w:webHidden/>
               </w:rPr>
-              <w:instrText xml:space="preserve"> PAGEREF _Toc230139744 \h </w:instrText>
+              <w:instrText xml:space="preserve"> PAGEREF _Toc230203547 \h </w:instrText>
             </w:r>
             <w:r>
               <w:rPr>
@@ -2405,7 +2480,7 @@
                 <w:noProof/>
                 <w:webHidden/>
               </w:rPr>
-              <w:t>46</w:t>
+              <w:t>48</w:t>
             </w:r>
             <w:r>
               <w:rPr>
@@ -2431,7 +2506,7 @@
               <w14:ligatures w14:val="standardContextual"/>
             </w:rPr>
           </w:pPr>
-          <w:hyperlink w:anchor="_Toc230139745" w:history="1">
+          <w:hyperlink w:anchor="_Toc230203548" w:history="1">
             <w:r>
               <w:rPr>
                 <w:rStyle w:val="af1"/>
@@ -2458,7 +2533,7 @@
                 <w:noProof/>
                 <w:webHidden/>
               </w:rPr>
-              <w:instrText xml:space="preserve"> PAGEREF _Toc230139745 \h </w:instrText>
+              <w:instrText xml:space="preserve"> PAGEREF _Toc230203548 \h </w:instrText>
             </w:r>
             <w:r>
               <w:rPr>
@@ -2478,7 +2553,7 @@
                 <w:noProof/>
                 <w:webHidden/>
               </w:rPr>
-              <w:t>49</w:t>
+              <w:t>51</w:t>
             </w:r>
             <w:r>
               <w:rPr>
@@ -2504,7 +2579,7 @@
               <w14:ligatures w14:val="standardContextual"/>
             </w:rPr>
           </w:pPr>
-          <w:hyperlink w:anchor="_Toc230139746" w:history="1">
+          <w:hyperlink w:anchor="_Toc230203549" w:history="1">
             <w:r>
               <w:rPr>
                 <w:rStyle w:val="af1"/>
@@ -2531,7 +2606,7 @@
                 <w:noProof/>
                 <w:webHidden/>
               </w:rPr>
-              <w:instrText xml:space="preserve"> PAGEREF _Toc230139746 \h </w:instrText>
+              <w:instrText xml:space="preserve"> PAGEREF _Toc230203549 \h </w:instrText>
             </w:r>
             <w:r>
               <w:rPr>
@@ -2551,7 +2626,7 @@
                 <w:noProof/>
                 <w:webHidden/>
               </w:rPr>
-              <w:t>50</w:t>
+              <w:t>52</w:t>
             </w:r>
             <w:r>
               <w:rPr>
@@ -2577,7 +2652,7 @@
               <w14:ligatures w14:val="standardContextual"/>
             </w:rPr>
           </w:pPr>
-          <w:hyperlink w:anchor="_Toc230139747" w:history="1">
+          <w:hyperlink w:anchor="_Toc230203550" w:history="1">
             <w:r>
               <w:rPr>
                 <w:rStyle w:val="af1"/>
@@ -2604,7 +2679,7 @@
                 <w:noProof/>
                 <w:webHidden/>
               </w:rPr>
-              <w:instrText xml:space="preserve"> PAGEREF _Toc230139747 \h </w:instrText>
+              <w:instrText xml:space="preserve"> PAGEREF _Toc230203550 \h </w:instrText>
             </w:r>
             <w:r>
               <w:rPr>
@@ -2624,7 +2699,7 @@
                 <w:noProof/>
                 <w:webHidden/>
               </w:rPr>
-              <w:t>52</w:t>
+              <w:t>54</w:t>
             </w:r>
             <w:r>
               <w:rPr>
@@ -2650,7 +2725,7 @@
               <w14:ligatures w14:val="standardContextual"/>
             </w:rPr>
           </w:pPr>
-          <w:hyperlink w:anchor="_Toc230139748" w:history="1">
+          <w:hyperlink w:anchor="_Toc230203551" w:history="1">
             <w:r>
               <w:rPr>
                 <w:rStyle w:val="af1"/>
@@ -2677,7 +2752,7 @@
                 <w:noProof/>
                 <w:webHidden/>
               </w:rPr>
-              <w:instrText xml:space="preserve"> PAGEREF _Toc230139748 \h </w:instrText>
+              <w:instrText xml:space="preserve"> PAGEREF _Toc230203551 \h </w:instrText>
             </w:r>
             <w:r>
               <w:rPr>
@@ -2697,7 +2772,7 @@
                 <w:noProof/>
                 <w:webHidden/>
               </w:rPr>
-              <w:t>54</w:t>
+              <w:t>56</w:t>
             </w:r>
             <w:r>
               <w:rPr>
@@ -2725,7 +2800,7 @@
               <w14:ligatures w14:val="standardContextual"/>
             </w:rPr>
           </w:pPr>
-          <w:hyperlink w:anchor="_Toc230139749" w:history="1">
+          <w:hyperlink w:anchor="_Toc230203552" w:history="1">
             <w:r>
               <w:rPr>
                 <w:rStyle w:val="af1"/>
@@ -2752,7 +2827,7 @@
                 <w:noProof/>
                 <w:webHidden/>
               </w:rPr>
-              <w:instrText xml:space="preserve"> PAGEREF _Toc230139749 \h </w:instrText>
+              <w:instrText xml:space="preserve"> PAGEREF _Toc230203552 \h </w:instrText>
             </w:r>
             <w:r>
               <w:rPr>
@@ -2772,7 +2847,7 @@
                 <w:noProof/>
                 <w:webHidden/>
               </w:rPr>
-              <w:t>56</w:t>
+              <w:t>58</w:t>
             </w:r>
             <w:r>
               <w:rPr>
@@ -2801,7 +2876,7 @@
               <w14:ligatures w14:val="standardContextual"/>
             </w:rPr>
           </w:pPr>
-          <w:hyperlink w:anchor="_Toc230139750" w:history="1">
+          <w:hyperlink w:anchor="_Toc230203553" w:history="1">
             <w:r>
               <w:rPr>
                 <w:rStyle w:val="af1"/>
@@ -2828,7 +2903,7 @@
                 <w:noProof/>
                 <w:webHidden/>
               </w:rPr>
-              <w:instrText xml:space="preserve"> PAGEREF _Toc230139750 \h </w:instrText>
+              <w:instrText xml:space="preserve"> PAGEREF _Toc230203553 \h </w:instrText>
             </w:r>
             <w:r>
               <w:rPr>
@@ -2848,7 +2923,7 @@
                 <w:noProof/>
                 <w:webHidden/>
               </w:rPr>
-              <w:t>59</w:t>
+              <w:t>61</w:t>
             </w:r>
             <w:r>
               <w:rPr>
@@ -2877,7 +2952,7 @@
               <w14:ligatures w14:val="standardContextual"/>
             </w:rPr>
           </w:pPr>
-          <w:hyperlink w:anchor="_Toc230139751" w:history="1">
+          <w:hyperlink w:anchor="_Toc230203554" w:history="1">
             <w:r>
               <w:rPr>
                 <w:rStyle w:val="af1"/>
@@ -2919,7 +2994,7 @@
                 <w:noProof/>
                 <w:webHidden/>
               </w:rPr>
-              <w:instrText xml:space="preserve"> PAGEREF _Toc230139751 \h </w:instrText>
+              <w:instrText xml:space="preserve"> PAGEREF _Toc230203554 \h </w:instrText>
             </w:r>
             <w:r>
               <w:rPr>
@@ -2939,7 +3014,7 @@
                 <w:noProof/>
                 <w:webHidden/>
               </w:rPr>
-              <w:t>61</w:t>
+              <w:t>63</w:t>
             </w:r>
             <w:r>
               <w:rPr>
@@ -2971,7 +3046,7 @@
       <w:pPr>
         <w:pStyle w:val="12"/>
       </w:pPr>
-      <w:bookmarkStart w:id="0" w:name="_Toc230139713"/>
+      <w:bookmarkStart w:id="0" w:name="_Toc230203515"/>
       <w:r>
         <w:lastRenderedPageBreak/>
         <w:t>Введение</w:t>
@@ -3070,7 +3145,7 @@
         <w:pStyle w:val="12"/>
       </w:pPr>
       <w:bookmarkStart w:id="1" w:name="_Toc229790297"/>
-      <w:bookmarkStart w:id="2" w:name="_Toc230139714"/>
+      <w:bookmarkStart w:id="2" w:name="_Toc230203516"/>
       <w:r>
         <w:lastRenderedPageBreak/>
         <w:t>1. Исследовательский раздел</w:t>
@@ -3083,7 +3158,7 @@
         <w:pStyle w:val="2"/>
       </w:pPr>
       <w:bookmarkStart w:id="3" w:name="_Toc229790298"/>
-      <w:bookmarkStart w:id="4" w:name="_Toc230139715"/>
+      <w:bookmarkStart w:id="4" w:name="_Toc230203517"/>
       <w:r>
         <w:t>1.1 Анализ проблемной области</w:t>
       </w:r>
@@ -3306,13 +3381,7 @@
         <w:t>Неинтеллектуальное управление</w:t>
       </w:r>
       <w:r>
-        <w:t xml:space="preserve"> — </w:t>
-      </w:r>
-      <w:r>
-        <w:t xml:space="preserve">наоборот, </w:t>
-      </w:r>
-      <w:r>
-        <w:t xml:space="preserve">подход, при котором алгоритм принятия решений определяется на этапе проектирования и остаётся неизменным. Управляющие правила формулируются на основе априорных знаний — исторических данных, экспертных оценок, аналитических моделей — и фиксируются в виде детерминированных расписаний или пороговых значений. Такие системы не корректируют поведение при изменении условий. Достоинствами являются предсказуемость, простота верификации и низкие вычислительные затраты, однако в условиях высокой динамичности статические правила приводят к </w:t>
+        <w:t xml:space="preserve"> — наоборот, подход, при котором алгоритм принятия решений определяется на этапе проектирования и остаётся неизменным. Управляющие правила формулируются на основе априорных знаний — исторических данных, экспертных оценок, аналитических моделей — и фиксируются в виде детерминированных расписаний или пороговых значений. Такие системы не корректируют поведение при изменении условий. Достоинствами являются предсказуемость, простота верификации и низкие вычислительные затраты, однако в условиях высокой динамичности статические правила приводят к </w:t>
       </w:r>
       <w:proofErr w:type="spellStart"/>
       <w:r>
@@ -3335,10 +3404,7 @@
       </w:r>
       <w:r>
         <w:lastRenderedPageBreak/>
-        <w:t xml:space="preserve">глобальной оптимизации. </w:t>
-      </w:r>
-      <w:r>
-        <w:t xml:space="preserve">Данный подход невозможен в </w:t>
+        <w:t xml:space="preserve">глобальной оптимизации. Данный подход невозможен в </w:t>
       </w:r>
       <w:proofErr w:type="spellStart"/>
       <w:r>
@@ -3365,13 +3431,7 @@
         <w:t>Децентрализованное управление</w:t>
       </w:r>
       <w:r>
-        <w:t xml:space="preserve"> распределяет принятие решений между автономными агентами, действующими на основании локальной информации. </w:t>
-      </w:r>
-      <w:r>
-        <w:t>Такая система о</w:t>
-      </w:r>
-      <w:r>
-        <w:t>беспечивает масштабируемость, отказоустойчивость и работу в условиях частичной наблюдаемости.</w:t>
+        <w:t xml:space="preserve"> распределяет принятие решений между автономными агентами, действующими на основании локальной информации. Такая система обеспечивает масштабируемость, отказоустойчивость и работу в условиях частичной наблюдаемости.</w:t>
       </w:r>
     </w:p>
     <w:p>
@@ -3379,7 +3439,7 @@
         <w:pStyle w:val="2"/>
       </w:pPr>
       <w:bookmarkStart w:id="5" w:name="_Toc229790299"/>
-      <w:bookmarkStart w:id="6" w:name="_Toc230139716"/>
+      <w:bookmarkStart w:id="6" w:name="_Toc230203518"/>
       <w:r>
         <w:t>1.2 Анализ существующих аналогичных решений</w:t>
       </w:r>
@@ -3391,7 +3451,7 @@
         <w:pStyle w:val="3"/>
       </w:pPr>
       <w:bookmarkStart w:id="7" w:name="_Toc229790300"/>
-      <w:bookmarkStart w:id="8" w:name="_Toc230139717"/>
+      <w:bookmarkStart w:id="8" w:name="_Toc230203519"/>
       <w:r>
         <w:t>1.2.1 Система «Зелёная волна»</w:t>
       </w:r>
@@ -3528,7 +3588,7 @@
         <w:pStyle w:val="3"/>
       </w:pPr>
       <w:bookmarkStart w:id="9" w:name="_Toc229790301"/>
-      <w:bookmarkStart w:id="10" w:name="_Toc230139718"/>
+      <w:bookmarkStart w:id="10" w:name="_Toc230203520"/>
       <w:r>
         <w:t>1.2.2 Система «Linux CFS»</w:t>
       </w:r>
@@ -3608,11 +3668,6 @@
       </w:r>
     </w:p>
     <w:p>
-      <w:pPr>
-        <w:rPr>
-          <w:lang w:val="en-US"/>
-        </w:rPr>
-      </w:pPr>
       <w:r>
         <w:t xml:space="preserve">Параллель с задачей работы прямая: подобно тому, как CFS распределяет время между процессами с различными потребностями, агенты распределяют транспортные потоки между полосами с динамически меняющейся пропускной способностью. </w:t>
       </w:r>
@@ -3657,11 +3712,7 @@
         <w:t>в</w:t>
       </w:r>
       <w:r>
-        <w:t xml:space="preserve"> средах с частичной наблюдаемостью такое допущение </w:t>
-      </w:r>
-      <w:proofErr w:type="spellStart"/>
-      <w:r>
-        <w:t>нереалистично</w:t>
+        <w:t xml:space="preserve"> средах с частичной наблюдаемостью такое допущение нереалистично</w:t>
       </w:r>
       <w:r>
         <w:t>;</w:t>
@@ -3681,7 +3732,6 @@
         <w:ind w:left="0" w:firstLine="709"/>
         <w:contextualSpacing w:val="0"/>
       </w:pPr>
-      <w:proofErr w:type="spellEnd"/>
       <w:r>
         <w:t xml:space="preserve">CFS является единой точкой отказа. </w:t>
       </w:r>
@@ -3745,7 +3795,7 @@
         <w:pStyle w:val="3"/>
       </w:pPr>
       <w:bookmarkStart w:id="11" w:name="_Toc229790302"/>
-      <w:bookmarkStart w:id="12" w:name="_Toc230139719"/>
+      <w:bookmarkStart w:id="12" w:name="_Toc230203521"/>
       <w:r>
         <w:t xml:space="preserve">1.2.3 Система «EV Smart </w:t>
       </w:r>
@@ -3870,7 +3920,7 @@
         <w:pStyle w:val="3"/>
       </w:pPr>
       <w:bookmarkStart w:id="13" w:name="_Toc229790303"/>
-      <w:bookmarkStart w:id="14" w:name="_Toc230139720"/>
+      <w:bookmarkStart w:id="14" w:name="_Toc230203522"/>
       <w:r>
         <w:t>1.2.4 Недостатки существующих решений</w:t>
       </w:r>
@@ -4142,15 +4192,7 @@
                 <w:sz w:val="24"/>
                 <w:szCs w:val="24"/>
               </w:rPr>
-              <w:t>Н</w:t>
-            </w:r>
-            <w:r>
-              <w:rPr>
-                <w:rFonts w:eastAsia="Calibri"/>
-                <w:sz w:val="24"/>
-                <w:szCs w:val="24"/>
-              </w:rPr>
-              <w:t>е обладает адаптивностью, функционируя по статическим расписаниям</w:t>
+              <w:t>Не обладает адаптивностью, функционируя по статическим расписаниям</w:t>
             </w:r>
           </w:p>
         </w:tc>
@@ -4205,14 +4247,7 @@
                 <w:sz w:val="24"/>
                 <w:szCs w:val="24"/>
               </w:rPr>
-              <w:t>А</w:t>
-            </w:r>
-            <w:r>
-              <w:rPr>
-                <w:sz w:val="24"/>
-                <w:szCs w:val="24"/>
-              </w:rPr>
-              <w:t>даптиру</w:t>
+              <w:t>Адаптиру</w:t>
             </w:r>
             <w:r>
               <w:rPr>
@@ -4320,10 +4355,7 @@
         <w:spacing w:before="120"/>
       </w:pPr>
       <w:r>
-        <w:t xml:space="preserve">Обозначенным в пункте 1.1 критериям удовлетворяет только система </w:t>
-      </w:r>
-      <w:r>
-        <w:t>умной зарядки электромобилей</w:t>
+        <w:t>Обозначенным в пункте 1.1 критериям удовлетворяет только система умной зарядки электромобилей</w:t>
       </w:r>
       <w:r>
         <w:rPr>
@@ -4448,7 +4480,7 @@
         <w:pStyle w:val="2"/>
       </w:pPr>
       <w:bookmarkStart w:id="15" w:name="_Toc229790304"/>
-      <w:bookmarkStart w:id="16" w:name="_Toc230139721"/>
+      <w:bookmarkStart w:id="16" w:name="_Toc230203523"/>
       <w:r>
         <w:lastRenderedPageBreak/>
         <w:t xml:space="preserve">1.3 Анализ алгоритмов </w:t>
@@ -4469,7 +4501,7 @@
         <w:pStyle w:val="3"/>
       </w:pPr>
       <w:bookmarkStart w:id="17" w:name="_Toc229790305"/>
-      <w:bookmarkStart w:id="18" w:name="_Toc230139722"/>
+      <w:bookmarkStart w:id="18" w:name="_Toc230203524"/>
       <w:r>
         <w:t xml:space="preserve">1.3.1 Преимущества обучения с подкреплением для </w:t>
       </w:r>
@@ -4656,7 +4688,7 @@
         <w:pStyle w:val="3"/>
       </w:pPr>
       <w:bookmarkStart w:id="19" w:name="_Toc229790306"/>
-      <w:bookmarkStart w:id="20" w:name="_Toc230139723"/>
+      <w:bookmarkStart w:id="20" w:name="_Toc230203525"/>
       <w:r>
         <w:t>1.3.2 Проблема задания функции вознаграждения</w:t>
       </w:r>
@@ -4870,7 +4902,7 @@
         <w:pStyle w:val="3"/>
       </w:pPr>
       <w:bookmarkStart w:id="21" w:name="_Toc229790307"/>
-      <w:bookmarkStart w:id="22" w:name="_Toc230139724"/>
+      <w:bookmarkStart w:id="22" w:name="_Toc230203526"/>
       <w:r>
         <w:t>1.3.3 Обратное обучение с подкреплением как решение проблемы задания вознаграждения</w:t>
       </w:r>
@@ -4995,19 +5027,7 @@
     </w:p>
     <w:p>
       <w:r>
-        <w:t xml:space="preserve">В качестве метода IRL </w:t>
-      </w:r>
-      <w:r>
-        <w:t xml:space="preserve">для данной работы был </w:t>
-      </w:r>
-      <w:r>
-        <w:t xml:space="preserve">выбран </w:t>
-      </w:r>
-      <w:r>
-        <w:t xml:space="preserve">именно </w:t>
-      </w:r>
-      <w:r>
-        <w:t>метод причинно-обусловленной энтропии (</w:t>
+        <w:t>В качестве метода IRL для данной работы был выбран именно метод причинно-обусловленной энтропии (</w:t>
       </w:r>
       <w:proofErr w:type="spellStart"/>
       <w:r>
@@ -5031,10 +5051,7 @@
       </w:r>
       <w:proofErr w:type="spellEnd"/>
       <w:r>
-        <w:t xml:space="preserve"> IRL, MCE IRL).</w:t>
-      </w:r>
-      <w:r>
-        <w:t xml:space="preserve"> На</w:t>
+        <w:t xml:space="preserve"> IRL, MCE IRL). На</w:t>
       </w:r>
       <w:r>
         <w:t xml:space="preserve"> его выбор</w:t>
@@ -5164,7 +5181,7 @@
         <w:pStyle w:val="3"/>
       </w:pPr>
       <w:bookmarkStart w:id="23" w:name="_Toc229790308"/>
-      <w:bookmarkStart w:id="24" w:name="_Toc230139725"/>
+      <w:bookmarkStart w:id="24" w:name="_Toc230203527"/>
       <w:r>
         <w:lastRenderedPageBreak/>
         <w:t>1.3.4 Связка IRL и оптимизации политики</w:t>
@@ -5316,7 +5333,7 @@
         <w:pStyle w:val="2"/>
       </w:pPr>
       <w:bookmarkStart w:id="25" w:name="_Toc229790309"/>
-      <w:bookmarkStart w:id="26" w:name="_Toc230139726"/>
+      <w:bookmarkStart w:id="26" w:name="_Toc230203528"/>
       <w:r>
         <w:t>1.4 Анализ инструментальных средств</w:t>
       </w:r>
@@ -5437,10 +5454,7 @@
         <w:t xml:space="preserve"> стандартной библиотеки Python обеспечивает многопоточное выполнение: симуляционный цикл работает в отдельном потоке, основной обслуживает </w:t>
       </w:r>
       <w:r>
-        <w:t>соединения</w:t>
-      </w:r>
-      <w:r>
-        <w:t xml:space="preserve"> через </w:t>
+        <w:t xml:space="preserve">соединения через </w:t>
       </w:r>
       <w:r>
         <w:t>HTTP</w:t>
@@ -5645,45 +5659,45 @@
       <w:pPr>
         <w:pStyle w:val="12"/>
       </w:pPr>
-      <w:bookmarkStart w:id="27" w:name="_Toc230139727"/>
+      <w:bookmarkStart w:id="27" w:name="_Toc230203529"/>
       <w:r>
         <w:lastRenderedPageBreak/>
         <w:t xml:space="preserve">2. </w:t>
       </w:r>
+      <w:r>
+        <w:t>Проектирование</w:t>
+      </w:r>
+      <w:r>
+        <w:t xml:space="preserve"> </w:t>
+      </w:r>
+      <w:r>
+        <w:t>системы</w:t>
+      </w:r>
       <w:bookmarkEnd w:id="27"/>
       <w:r>
-        <w:t>Проектирование</w:t>
-      </w:r>
-      <w:r>
         <w:t xml:space="preserve"> </w:t>
       </w:r>
-      <w:r>
-        <w:t>системы</w:t>
+    </w:p>
+    <w:p>
+      <w:pPr>
+        <w:pStyle w:val="2"/>
+      </w:pPr>
+      <w:bookmarkStart w:id="28" w:name="_Toc230203530"/>
+      <w:r>
+        <w:t xml:space="preserve">2.1 </w:t>
+      </w:r>
+      <w:r>
+        <w:t>О</w:t>
+      </w:r>
+      <w:r>
+        <w:t>бщее о</w:t>
+      </w:r>
+      <w:r>
+        <w:t>писание</w:t>
       </w:r>
       <w:r>
         <w:t xml:space="preserve"> </w:t>
       </w:r>
-    </w:p>
-    <w:p>
-      <w:pPr>
-        <w:pStyle w:val="2"/>
-      </w:pPr>
-      <w:bookmarkStart w:id="28" w:name="_Toc230139728"/>
-      <w:r>
-        <w:t xml:space="preserve">2.1 </w:t>
-      </w:r>
-      <w:r>
-        <w:t>О</w:t>
-      </w:r>
-      <w:r>
-        <w:t>бщее о</w:t>
-      </w:r>
-      <w:r>
-        <w:t>писание</w:t>
-      </w:r>
-      <w:r>
-        <w:t xml:space="preserve"> </w:t>
-      </w:r>
       <w:r>
         <w:t>симуляционной среды</w:t>
       </w:r>
@@ -5693,7 +5707,7 @@
       <w:pPr>
         <w:pStyle w:val="3"/>
       </w:pPr>
-      <w:bookmarkStart w:id="29" w:name="_Toc230139729"/>
+      <w:bookmarkStart w:id="29" w:name="_Toc230203531"/>
       <w:r>
         <w:t xml:space="preserve">2.1.1 </w:t>
       </w:r>
@@ -5809,7 +5823,7 @@
       <w:pPr>
         <w:pStyle w:val="3"/>
       </w:pPr>
-      <w:bookmarkStart w:id="30" w:name="_Toc230139730"/>
+      <w:bookmarkStart w:id="30" w:name="_Toc230203532"/>
       <w:r>
         <w:t xml:space="preserve">2.1.2 Переход к </w:t>
       </w:r>
@@ -5866,10 +5880,7 @@
         <w:t xml:space="preserve"> реализация, снизу </w:t>
       </w:r>
       <w:r>
-        <w:t>—</w:t>
-      </w:r>
-      <w:r>
-        <w:t xml:space="preserve"> </w:t>
+        <w:t xml:space="preserve">— </w:t>
       </w:r>
       <w:proofErr w:type="spellStart"/>
       <w:r>
@@ -5885,6 +5896,9 @@
         <w:ind w:firstLine="0"/>
       </w:pPr>
       <w:r>
+        <w:rPr>
+          <w:noProof/>
+        </w:rPr>
         <w:drawing>
           <wp:inline distT="0" distB="0" distL="0" distR="0" wp14:anchorId="7E3AC8FD" wp14:editId="71E34AAF">
             <wp:extent cx="5940425" cy="4168140"/>
@@ -6070,20 +6084,20 @@
       <w:pPr>
         <w:pStyle w:val="2"/>
       </w:pPr>
-      <w:bookmarkStart w:id="31" w:name="_Toc230139731"/>
+      <w:bookmarkStart w:id="31" w:name="_Toc230203533"/>
       <w:r>
         <w:t xml:space="preserve">2.2 </w:t>
       </w:r>
+      <w:r>
+        <w:t>Структура симуляционной среды</w:t>
+      </w:r>
       <w:bookmarkEnd w:id="31"/>
-      <w:r>
-        <w:t>Структура симуляционной среды</w:t>
-      </w:r>
     </w:p>
     <w:p>
       <w:pPr>
         <w:pStyle w:val="3"/>
       </w:pPr>
-      <w:bookmarkStart w:id="32" w:name="_Toc230139732"/>
+      <w:bookmarkStart w:id="32" w:name="_Toc230203534"/>
       <w:r>
         <w:t>2.2.1 Реализация структуры среды</w:t>
       </w:r>
@@ -6114,11 +6128,6 @@
       </w:r>
     </w:p>
     <w:p>
-      <w:pPr>
-        <w:rPr>
-          <w:lang w:val="en-US"/>
-        </w:rPr>
-      </w:pPr>
       <w:r>
         <w:lastRenderedPageBreak/>
         <w:t>Транспортный поток организован как последовательное прохождение через три функциональных зоны: внешний источник</w:t>
@@ -6165,11 +6174,6 @@
       </w:r>
     </w:p>
     <w:p>
-      <w:pPr>
-        <w:rPr>
-          <w:lang w:val="en-US"/>
-        </w:rPr>
-      </w:pPr>
       <w:r>
         <w:t>Три структуры данных изолированы друг от друга: информация о заполненности одной полосы не передаётся в другую. Взаимодействие между участками осуществляется исключительно через логику маршрутизации агентов. Тем самым достигается разделение между пассивной структурой среды и активной логикой принятия решений, что соответствует принципу разграничения среды и агента.</w:t>
       </w:r>
@@ -6196,7 +6200,7 @@
       <w:pPr>
         <w:pStyle w:val="3"/>
       </w:pPr>
-      <w:bookmarkStart w:id="33" w:name="_Toc230139733"/>
+      <w:bookmarkStart w:id="33" w:name="_Toc230203535"/>
       <w:r>
         <w:t>2.2.2 Реализация временных характеристик среды</w:t>
       </w:r>
@@ -6345,13 +6349,7 @@
         <w:t>Задержки выезда из первой и второй полос</w:t>
       </w:r>
       <w:r>
-        <w:t xml:space="preserve"> (</w:t>
-      </w:r>
-      <w:r>
-        <w:t>drain_delay_h1 и drain_delay_h2</w:t>
-      </w:r>
-      <w:r>
-        <w:t>)</w:t>
+        <w:t xml:space="preserve"> (drain_delay_h1 и drain_delay_h2)</w:t>
       </w:r>
       <w:r>
         <w:t xml:space="preserve"> описывают пропускные способности выходов сети. Параметры независимы, что позволяет моделировать асимметричные конфигурации — например, когда одна полоса ведёт к скоростному шоссе, а другая — к местной дороге с ограниченным выездом.</w:t>
@@ -6406,7 +6404,7 @@
       <w:pPr>
         <w:pStyle w:val="3"/>
       </w:pPr>
-      <w:bookmarkStart w:id="34" w:name="_Toc230139734"/>
+      <w:bookmarkStart w:id="34" w:name="_Toc230203536"/>
       <w:r>
         <w:t xml:space="preserve">2.2.3 Реализация </w:t>
       </w:r>
@@ -6431,11 +6429,6 @@
       </w:r>
     </w:p>
     <w:p>
-      <w:pPr>
-        <w:rPr>
-          <w:lang w:val="en-US"/>
-        </w:rPr>
-      </w:pPr>
       <w:r>
         <w:t xml:space="preserve">Два агента обладают принципиально различными механизмами формирования решений — это осознанный методологический выбор. </w:t>
       </w:r>
@@ -6446,11 +6439,6 @@
       </w:r>
     </w:p>
     <w:p>
-      <w:pPr>
-        <w:rPr>
-          <w:lang w:val="en-US"/>
-        </w:rPr>
-      </w:pPr>
       <w:r>
         <w:lastRenderedPageBreak/>
         <w:t>Второй агент реализует детерминированную пороговую стратегию: готовность определяется соотношением текущей длины очереди и порогового значения. Порог является настраиваемым параметром, позволяющим варьировать нагрузку на вторую полосу и обеспечивать разнообразие сценариев.</w:t>
@@ -6458,10 +6446,7 @@
     </w:p>
     <w:p>
       <w:r>
-        <w:t>В</w:t>
-      </w:r>
-      <w:r>
-        <w:t xml:space="preserve"> </w:t>
+        <w:t xml:space="preserve">В </w:t>
       </w:r>
       <w:proofErr w:type="spellStart"/>
       <w:r>
@@ -7015,9 +7000,6 @@
     <w:p>
       <w:pPr>
         <w:spacing w:before="120"/>
-        <w:rPr>
-          <w:lang w:val="en-US"/>
-        </w:rPr>
       </w:pPr>
       <w:r>
         <w:t xml:space="preserve">Важная особенность архитектуры — асимметрия агентов. Агент первой полосы в прототипе системы реализован с </w:t>
@@ -7094,11 +7076,9 @@
       <w:pPr>
         <w:pStyle w:val="3"/>
       </w:pPr>
-      <w:r>
-        <w:t>2.2.</w:t>
-      </w:r>
-      <w:r>
-        <w:t>4</w:t>
+      <w:bookmarkStart w:id="35" w:name="_Toc230203537"/>
+      <w:r>
+        <w:t>2.2.4</w:t>
       </w:r>
       <w:r>
         <w:t xml:space="preserve"> </w:t>
@@ -7106,6 +7086,7 @@
       <w:r>
         <w:t>Взаимодействие компонентов в симуляционном цикле</w:t>
       </w:r>
+      <w:bookmarkEnd w:id="35"/>
     </w:p>
     <w:p>
       <w:r>
@@ -7147,15 +7128,12 @@
       <w:pPr>
         <w:pStyle w:val="2"/>
       </w:pPr>
-      <w:bookmarkStart w:id="35" w:name="_Toc230139735"/>
-      <w:r>
-        <w:rPr>
-          <w:highlight w:val="yellow"/>
-        </w:rPr>
+      <w:bookmarkStart w:id="36" w:name="_Toc230203538"/>
+      <w:r>
         <w:lastRenderedPageBreak/>
         <w:t>2.3 Интерфейс пользователя</w:t>
       </w:r>
-      <w:bookmarkEnd w:id="35"/>
+      <w:bookmarkEnd w:id="36"/>
     </w:p>
     <w:p>
       <w:pPr>
@@ -7164,13 +7142,260 @@
         </w:rPr>
       </w:pPr>
       <w:r>
+        <w:t>Пользователь в</w:t>
+      </w:r>
+      <w:r>
+        <w:t xml:space="preserve"> </w:t>
+      </w:r>
+      <w:r>
+        <w:t>данном случае в</w:t>
+      </w:r>
+      <w:r>
+        <w:t>ыполняет роль эксперта: управляет симуляцией, задаёт параметры среды, принимает решения о маршрутизации транспортных единиц и фиксирует свои действия для последующего обучения модели.</w:t>
+      </w:r>
+    </w:p>
+    <w:p>
+      <w:pPr>
+        <w:rPr>
+          <w:rStyle w:val="af"/>
+          <w:b w:val="0"/>
+          <w:bCs w:val="0"/>
+          <w:sz w:val="24"/>
+        </w:rPr>
+      </w:pPr>
+      <w:r>
+        <w:t>Пользователь может взаимодействовать с симуляцией следующим образом</w:t>
+      </w:r>
+      <w:r>
+        <w:t>:</w:t>
+      </w:r>
+    </w:p>
+    <w:p>
+      <w:pPr>
+        <w:pStyle w:val="a0"/>
+        <w:numPr>
+          <w:ilvl w:val="0"/>
+          <w:numId w:val="22"/>
+        </w:numPr>
+        <w:tabs>
+          <w:tab w:val="left" w:pos="1276"/>
+        </w:tabs>
+        <w:ind w:left="0" w:firstLine="709"/>
+        <w:contextualSpacing w:val="0"/>
+        <w:rPr>
+          <w:rFonts w:eastAsia="Calibri"/>
+        </w:rPr>
+      </w:pPr>
+      <w:r>
+        <w:rPr>
+          <w:rFonts w:eastAsia="Calibri"/>
+          <w:b/>
+          <w:bCs/>
+        </w:rPr>
+        <w:t>Управлять симуляцией</w:t>
+      </w:r>
+      <w:r>
+        <w:rPr>
+          <w:rFonts w:eastAsia="Calibri"/>
+        </w:rPr>
+        <w:t xml:space="preserve"> — оператор запускает, приостанавливает или сбрасывает симуляционный цикл при помощи кнопок «Старт», «Стоп» и «Сброс». Сброс очищает все транспортные очереди и возвращает систему в исходное состояние.</w:t>
+      </w:r>
+    </w:p>
+    <w:p>
+      <w:pPr>
+        <w:pStyle w:val="a0"/>
+        <w:numPr>
+          <w:ilvl w:val="0"/>
+          <w:numId w:val="22"/>
+        </w:numPr>
+        <w:tabs>
+          <w:tab w:val="left" w:pos="1276"/>
+        </w:tabs>
+        <w:ind w:left="0" w:firstLine="709"/>
+        <w:contextualSpacing w:val="0"/>
+        <w:rPr>
+          <w:rFonts w:eastAsia="Calibri"/>
+        </w:rPr>
+      </w:pPr>
+      <w:r>
+        <w:rPr>
+          <w:rFonts w:eastAsia="Calibri"/>
+          <w:b/>
+          <w:bCs/>
+        </w:rPr>
+        <w:t>Настроить параметры транспортной среды</w:t>
+      </w:r>
+      <w:r>
+        <w:rPr>
+          <w:rFonts w:eastAsia="Calibri"/>
+        </w:rPr>
+        <w:t xml:space="preserve"> — оператор регулирует динамические характеристики среды через ползунки: интенсивность входящего потока, скорость перевода между полосами, пропускную способность каждого из двух альтернативных маршрутов, а также пороговое значение заполненности для автоматического агента. Изменения применяются мгновенно в реальном времени.</w:t>
+      </w:r>
+    </w:p>
+    <w:p>
+      <w:pPr>
+        <w:pStyle w:val="a0"/>
+        <w:numPr>
+          <w:ilvl w:val="0"/>
+          <w:numId w:val="22"/>
+        </w:numPr>
+        <w:tabs>
+          <w:tab w:val="left" w:pos="1276"/>
+        </w:tabs>
+        <w:ind w:left="0" w:firstLine="709"/>
+        <w:contextualSpacing w:val="0"/>
+        <w:rPr>
+          <w:rFonts w:eastAsia="Calibri"/>
+        </w:rPr>
+      </w:pPr>
+      <w:r>
+        <w:rPr>
+          <w:rFonts w:eastAsia="Calibri"/>
+          <w:b/>
+          <w:bCs/>
+        </w:rPr>
+        <w:t>Наблюдать состояние транспортных потоков</w:t>
+      </w:r>
+      <w:r>
+        <w:rPr>
+          <w:rFonts w:eastAsia="Calibri"/>
+        </w:rPr>
+        <w:t xml:space="preserve"> — центральная панель отображает три полосы движения в виде цветовых ячеек с числовыми счётчиками заполненности. Визуализация обновляется в реальном времени после каждого шага симуляции. Также отображаются статусные бейджи работы симуляции и записи данных.</w:t>
+      </w:r>
+    </w:p>
+    <w:p>
+      <w:pPr>
+        <w:pStyle w:val="a0"/>
+        <w:numPr>
+          <w:ilvl w:val="0"/>
+          <w:numId w:val="22"/>
+        </w:numPr>
+        <w:tabs>
+          <w:tab w:val="left" w:pos="1276"/>
+        </w:tabs>
+        <w:ind w:left="0" w:firstLine="709"/>
+        <w:contextualSpacing w:val="0"/>
+        <w:rPr>
+          <w:rFonts w:eastAsia="Calibri"/>
+        </w:rPr>
+      </w:pPr>
+      <w:r>
+        <w:rPr>
+          <w:rFonts w:eastAsia="Calibri"/>
+          <w:b/>
+          <w:bCs/>
+        </w:rPr>
+        <w:t>Принять решение о маршрутизации</w:t>
+      </w:r>
+      <w:r>
+        <w:rPr>
+          <w:rFonts w:eastAsia="Calibri"/>
+        </w:rPr>
+        <w:t xml:space="preserve"> — оператор переключает готовность первой полосы к приёму автомобиля (кнопка-переключатель). Это ключевое экспертное действие, формирующее обучающую выборку. Готовность второй полосы вычисляется автоматически по пороговому правилу и отображается в виде пассивного индикатора. В финальной версии системы данное решение принимается обученной моделью автоматически, а </w:t>
+      </w:r>
+      <w:r>
+        <w:rPr>
+          <w:rFonts w:eastAsia="Calibri"/>
+        </w:rPr>
+        <w:lastRenderedPageBreak/>
+        <w:t>интерфейс отображает результат в режиме «только чтение» с указанием вероятности принятого решения.</w:t>
+      </w:r>
+    </w:p>
+    <w:p>
+      <w:pPr>
+        <w:pStyle w:val="a0"/>
+        <w:numPr>
+          <w:ilvl w:val="0"/>
+          <w:numId w:val="22"/>
+        </w:numPr>
+        <w:tabs>
+          <w:tab w:val="left" w:pos="1276"/>
+        </w:tabs>
+        <w:ind w:left="0" w:firstLine="709"/>
+        <w:contextualSpacing w:val="0"/>
+        <w:rPr>
+          <w:rFonts w:eastAsia="Calibri"/>
+        </w:rPr>
+      </w:pPr>
+      <w:r>
+        <w:rPr>
+          <w:rFonts w:eastAsia="Calibri"/>
+          <w:b/>
+          <w:bCs/>
+        </w:rPr>
+        <w:t>Записать экспертные демонстрации</w:t>
+      </w:r>
+      <w:r>
+        <w:rPr>
+          <w:rFonts w:eastAsia="Calibri"/>
+        </w:rPr>
+        <w:t xml:space="preserve"> — оператор активирует и завершает запись состояния среды. Система фиксирует наблюдаемые параметры и решения оператора с интервалом в одну секунду и сохраняет результат в файл.</w:t>
+      </w:r>
+    </w:p>
+    <w:p>
+      <w:pPr>
+        <w:pStyle w:val="a0"/>
+        <w:numPr>
+          <w:ilvl w:val="0"/>
+          <w:numId w:val="22"/>
+        </w:numPr>
+        <w:tabs>
+          <w:tab w:val="left" w:pos="1276"/>
+        </w:tabs>
+        <w:ind w:left="0" w:firstLine="709"/>
+        <w:contextualSpacing w:val="0"/>
+        <w:rPr>
+          <w:rFonts w:eastAsia="Calibri"/>
+        </w:rPr>
+      </w:pPr>
+      <w:proofErr w:type="spellStart"/>
+      <w:r>
+        <w:rPr>
+          <w:rFonts w:eastAsia="Calibri"/>
+          <w:b/>
+          <w:bCs/>
+        </w:rPr>
+        <w:t>Рандомизировать</w:t>
+      </w:r>
+      <w:proofErr w:type="spellEnd"/>
+      <w:r>
+        <w:rPr>
+          <w:rFonts w:eastAsia="Calibri"/>
+          <w:b/>
+          <w:bCs/>
+        </w:rPr>
+        <w:t xml:space="preserve"> параметры среды</w:t>
+      </w:r>
+      <w:r>
+        <w:rPr>
+          <w:rFonts w:eastAsia="Calibri"/>
+        </w:rPr>
+        <w:t xml:space="preserve"> — оператор нажимает кнопку, генерирующую случайные значения для всех параметров среды в допустимых диапазонах. Прецедент расширяет настройку параметров, обеспечивая разнообразие экспериментальных сценариев и покрытие пространства состояний в демонстрациях.</w:t>
+      </w:r>
+    </w:p>
+    <w:p>
+      <w:pPr>
+        <w:rPr>
+          <w:sz w:val="24"/>
+        </w:rPr>
+      </w:pPr>
+      <w:r>
         <w:t xml:space="preserve">Диаграмма </w:t>
       </w:r>
       <w:r>
-        <w:t xml:space="preserve">прецедентов, представленная на рисунке 1, </w:t>
-      </w:r>
-      <w:r>
-        <w:t xml:space="preserve">описывает взаимодействие оператора с графическим интерфейсом симуляционной системы </w:t>
+        <w:rPr>
+          <w:noProof/>
+        </w:rPr>
+        <w:t>прецедентов</w:t>
+      </w:r>
+      <w:r>
+        <w:t xml:space="preserve">, </w:t>
+      </w:r>
+      <w:r>
+        <w:t>описывающая</w:t>
+      </w:r>
+      <w:r>
+        <w:t xml:space="preserve"> взаимодействие оператора с графическим интерфейсом симуляционной системы </w:t>
       </w:r>
       <w:proofErr w:type="spellStart"/>
       <w:r>
@@ -7178,7 +7403,13 @@
       </w:r>
       <w:proofErr w:type="spellEnd"/>
       <w:r>
-        <w:t xml:space="preserve"> взаимодействия.</w:t>
+        <w:t xml:space="preserve"> взаимодействия</w:t>
+      </w:r>
+      <w:r>
+        <w:t xml:space="preserve">, </w:t>
+      </w:r>
+      <w:r>
+        <w:t>представленная на Рисунке 2.2.</w:t>
       </w:r>
     </w:p>
     <w:p>
@@ -7191,9 +7422,9 @@
           <w:noProof/>
         </w:rPr>
         <w:drawing>
-          <wp:inline distT="0" distB="0" distL="0" distR="0" wp14:anchorId="5EE47B30" wp14:editId="4AF034F5">
-            <wp:extent cx="5940425" cy="4705985"/>
-            <wp:effectExtent l="0" t="0" r="3175" b="5715"/>
+          <wp:inline distT="0" distB="0" distL="0" distR="0" wp14:anchorId="05745A92" wp14:editId="6322C128">
+            <wp:extent cx="5127339" cy="4061861"/>
+            <wp:effectExtent l="0" t="0" r="3810" b="2540"/>
             <wp:docPr id="464837416" name="Рисунок 1"/>
             <wp:cNvGraphicFramePr>
               <a:graphicFrameLocks xmlns:a="http://schemas.openxmlformats.org/drawingml/2006/main" noChangeAspect="1"/>
@@ -7206,7 +7437,7 @@
                     <pic:cNvPicPr/>
                   </pic:nvPicPr>
                   <pic:blipFill>
-                    <a:blip r:embed="rId7">
+                    <a:blip r:embed="rId7" cstate="print">
                       <a:extLst>
                         <a:ext uri="{28A0092B-C50C-407E-A947-70E740481C1C}">
                           <a14:useLocalDpi xmlns:a14="http://schemas.microsoft.com/office/drawing/2010/main" val="0"/>
@@ -7220,7 +7451,7 @@
                   <pic:spPr>
                     <a:xfrm>
                       <a:off x="0" y="0"/>
-                      <a:ext cx="5940425" cy="4705985"/>
+                      <a:ext cx="5145444" cy="4076203"/>
                     </a:xfrm>
                     <a:prstGeom prst="rect">
                       <a:avLst/>
@@ -7249,91 +7480,13 @@
           <w:b/>
           <w:bCs/>
         </w:rPr>
-        <w:t xml:space="preserve">Рисунок 2. </w:t>
-      </w:r>
-      <w:r>
-        <w:rPr>
-          <w:b/>
-          <w:bCs/>
-        </w:rPr>
-        <w:t>2</w:t>
-      </w:r>
-      <w:r>
-        <w:rPr>
-          <w:b/>
-          <w:bCs/>
-        </w:rPr>
-        <w:t xml:space="preserve"> – Диаграмма прецедентов</w:t>
-      </w:r>
-    </w:p>
-    <w:p>
-      <w:pPr>
-        <w:rPr>
-          <w:sz w:val="24"/>
-        </w:rPr>
-      </w:pPr>
-      <w:r>
-        <w:t>Главным действу</w:t>
-      </w:r>
-      <w:r>
-        <w:t>ю</w:t>
-      </w:r>
-      <w:r>
-        <w:t>щим лицом является</w:t>
-      </w:r>
-      <w:r>
-        <w:rPr>
-          <w:sz w:val="24"/>
-        </w:rPr>
-        <w:t xml:space="preserve"> </w:t>
-      </w:r>
-      <w:r>
-        <w:rPr>
-          <w:rStyle w:val="af"/>
-          <w:rFonts w:eastAsiaTheme="majorEastAsia"/>
-        </w:rPr>
-        <w:t>о</w:t>
-      </w:r>
-      <w:r>
-        <w:rPr>
-          <w:rStyle w:val="af"/>
-          <w:rFonts w:eastAsiaTheme="majorEastAsia"/>
-        </w:rPr>
-        <w:t>ператор</w:t>
-      </w:r>
-      <w:r>
-        <w:t xml:space="preserve"> — пользователь, взаимодействующий с системой через веб-браузер. Выполняет роль эксперта: управляет симуляцией, задаёт параметры среды, принимает решения о маршрутизации транспортных единиц и фиксирует свои действия для последующего обучения модели.</w:t>
-      </w:r>
-    </w:p>
-    <w:p>
-      <w:pPr>
-        <w:rPr>
-          <w:rStyle w:val="af"/>
-          <w:b w:val="0"/>
-          <w:bCs w:val="0"/>
-          <w:sz w:val="24"/>
-        </w:rPr>
-      </w:pPr>
-      <w:r>
-        <w:t>Прецеденты</w:t>
-      </w:r>
-      <w:r>
-        <w:t>,</w:t>
-      </w:r>
-      <w:r>
-        <w:t xml:space="preserve"> </w:t>
-      </w:r>
-      <w:r>
-        <w:t>описанные</w:t>
-      </w:r>
-      <w:r>
-        <w:t xml:space="preserve"> на диагр</w:t>
-      </w:r>
-      <w:r>
-        <w:t>а</w:t>
-      </w:r>
-      <w:r>
-        <w:t>мме:</w:t>
+        <w:t>Рисунок 2. 2 – Диаграмма прецедентов</w:t>
+      </w:r>
+    </w:p>
+    <w:p>
+      <w:r>
+        <w:lastRenderedPageBreak/>
+        <w:t>Компоновка вертикальная, элементы центрированы по горизонтали. Интерфейс разделён на три визуальных уровня сверху вниз:</w:t>
       </w:r>
     </w:p>
     <w:p>
@@ -7341,9 +7494,10 @@
         <w:pStyle w:val="a0"/>
         <w:numPr>
           <w:ilvl w:val="0"/>
-          <w:numId w:val="22"/>
+          <w:numId w:val="24"/>
         </w:numPr>
         <w:tabs>
+          <w:tab w:val="clear" w:pos="720"/>
           <w:tab w:val="left" w:pos="1276"/>
         </w:tabs>
         <w:ind w:left="0" w:firstLine="709"/>
@@ -7352,26 +7506,754 @@
           <w:rFonts w:eastAsia="Calibri"/>
         </w:rPr>
       </w:pPr>
+      <w:r>
+        <w:rPr>
+          <w:rFonts w:eastAsia="Calibri"/>
+        </w:rPr>
+        <w:t>Сцена дорожной сети — визуализация очередей</w:t>
+      </w:r>
+    </w:p>
+    <w:p>
+      <w:pPr>
+        <w:pStyle w:val="a0"/>
+        <w:numPr>
+          <w:ilvl w:val="0"/>
+          <w:numId w:val="24"/>
+        </w:numPr>
+        <w:tabs>
+          <w:tab w:val="clear" w:pos="720"/>
+          <w:tab w:val="left" w:pos="1276"/>
+        </w:tabs>
+        <w:ind w:left="0" w:firstLine="709"/>
+        <w:contextualSpacing w:val="0"/>
+        <w:rPr>
+          <w:rFonts w:eastAsia="Calibri"/>
+        </w:rPr>
+      </w:pPr>
+      <w:r>
+        <w:rPr>
+          <w:rFonts w:eastAsia="Calibri"/>
+        </w:rPr>
+        <w:t>Строка счётчиков и статусных бейджей</w:t>
+      </w:r>
+    </w:p>
+    <w:p>
+      <w:pPr>
+        <w:pStyle w:val="a0"/>
+        <w:numPr>
+          <w:ilvl w:val="0"/>
+          <w:numId w:val="24"/>
+        </w:numPr>
+        <w:tabs>
+          <w:tab w:val="clear" w:pos="720"/>
+          <w:tab w:val="left" w:pos="1276"/>
+        </w:tabs>
+        <w:ind w:left="0" w:firstLine="709"/>
+        <w:contextualSpacing w:val="0"/>
+        <w:rPr>
+          <w:rFonts w:eastAsia="Calibri"/>
+        </w:rPr>
+      </w:pPr>
+      <w:r>
+        <w:rPr>
+          <w:rFonts w:eastAsia="Calibri"/>
+        </w:rPr>
+        <w:t>Панель управления — кнопки, ползунки, индикаторы</w:t>
+      </w:r>
+    </w:p>
+    <w:p>
+      <w:r>
+        <w:t>Цветовое кодирование всех элемент</w:t>
+      </w:r>
+      <w:r>
+        <w:t>ов</w:t>
+      </w:r>
+      <w:r>
+        <w:t xml:space="preserve"> представлено в </w:t>
+      </w:r>
+      <w:r>
+        <w:t>Т</w:t>
+      </w:r>
+      <w:r>
+        <w:t>аблице 2.</w:t>
+      </w:r>
+      <w:r>
+        <w:t>2</w:t>
+      </w:r>
+    </w:p>
+    <w:p>
+      <w:pPr>
+        <w:spacing w:before="120" w:line="240" w:lineRule="auto"/>
+        <w:ind w:firstLine="0"/>
+        <w:jc w:val="left"/>
+        <w:rPr>
+          <w:rFonts w:eastAsia="Calibri"/>
+          <w:i/>
+          <w:iCs/>
+          <w:sz w:val="24"/>
+          <w:szCs w:val="24"/>
+        </w:rPr>
+      </w:pPr>
+      <w:r>
+        <w:rPr>
+          <w:rFonts w:eastAsia="Calibri"/>
+          <w:i/>
+          <w:iCs/>
+          <w:sz w:val="24"/>
+          <w:szCs w:val="24"/>
+        </w:rPr>
+        <w:t xml:space="preserve">Таблица </w:t>
+      </w:r>
+      <w:r>
+        <w:rPr>
+          <w:rFonts w:eastAsia="Calibri"/>
+          <w:i/>
+          <w:iCs/>
+          <w:sz w:val="24"/>
+          <w:szCs w:val="24"/>
+        </w:rPr>
+        <w:t>2</w:t>
+      </w:r>
+      <w:r>
+        <w:rPr>
+          <w:rFonts w:eastAsia="Calibri"/>
+          <w:i/>
+          <w:iCs/>
+          <w:sz w:val="24"/>
+          <w:szCs w:val="24"/>
+        </w:rPr>
+        <w:t>.</w:t>
+      </w:r>
+      <w:r>
+        <w:rPr>
+          <w:rFonts w:eastAsia="Calibri"/>
+          <w:i/>
+          <w:iCs/>
+          <w:sz w:val="24"/>
+          <w:szCs w:val="24"/>
+        </w:rPr>
+        <w:t>2</w:t>
+      </w:r>
+      <w:r>
+        <w:rPr>
+          <w:rFonts w:eastAsia="Calibri"/>
+          <w:i/>
+          <w:iCs/>
+          <w:sz w:val="24"/>
+          <w:szCs w:val="24"/>
+        </w:rPr>
+        <w:t xml:space="preserve"> — </w:t>
+      </w:r>
+      <w:r>
+        <w:rPr>
+          <w:rFonts w:eastAsia="Calibri"/>
+          <w:i/>
+          <w:iCs/>
+          <w:sz w:val="24"/>
+          <w:szCs w:val="24"/>
+        </w:rPr>
+        <w:t>Соответствие цветов с компонентами системы на симуляции</w:t>
+      </w:r>
+    </w:p>
+    <w:tbl>
+      <w:tblPr>
+        <w:tblStyle w:val="af3"/>
+        <w:tblW w:w="4927" w:type="pct"/>
+        <w:tblLook w:val="04A0" w:firstRow="1" w:lastRow="0" w:firstColumn="1" w:lastColumn="0" w:noHBand="0" w:noVBand="1"/>
+      </w:tblPr>
+      <w:tblGrid>
+        <w:gridCol w:w="3113"/>
+        <w:gridCol w:w="6096"/>
+      </w:tblGrid>
+      <w:tr>
+        <w:tc>
+          <w:tcPr>
+            <w:tcW w:w="1690" w:type="pct"/>
+          </w:tcPr>
+          <w:p>
+            <w:pPr>
+              <w:spacing w:line="240" w:lineRule="auto"/>
+              <w:ind w:firstLine="0"/>
+              <w:jc w:val="center"/>
+              <w:rPr>
+                <w:b/>
+                <w:bCs/>
+                <w:i/>
+                <w:iCs/>
+                <w:sz w:val="24"/>
+                <w:szCs w:val="24"/>
+              </w:rPr>
+            </w:pPr>
+            <w:r>
+              <w:rPr>
+                <w:b/>
+                <w:bCs/>
+                <w:sz w:val="24"/>
+                <w:szCs w:val="24"/>
+              </w:rPr>
+              <w:t>Цвет</w:t>
+            </w:r>
+          </w:p>
+        </w:tc>
+        <w:tc>
+          <w:tcPr>
+            <w:tcW w:w="3310" w:type="pct"/>
+          </w:tcPr>
+          <w:p>
+            <w:pPr>
+              <w:spacing w:line="240" w:lineRule="auto"/>
+              <w:ind w:firstLine="0"/>
+              <w:jc w:val="center"/>
+              <w:rPr>
+                <w:b/>
+                <w:bCs/>
+                <w:sz w:val="24"/>
+                <w:szCs w:val="24"/>
+              </w:rPr>
+            </w:pPr>
+            <w:r>
+              <w:rPr>
+                <w:b/>
+                <w:bCs/>
+                <w:sz w:val="24"/>
+                <w:szCs w:val="24"/>
+              </w:rPr>
+              <w:t>Назначение</w:t>
+            </w:r>
+          </w:p>
+        </w:tc>
+      </w:tr>
+      <w:tr>
+        <w:tc>
+          <w:tcPr>
+            <w:tcW w:w="1690" w:type="pct"/>
+          </w:tcPr>
+          <w:p>
+            <w:pPr>
+              <w:spacing w:line="240" w:lineRule="auto"/>
+              <w:ind w:firstLine="0"/>
+              <w:jc w:val="left"/>
+              <w:rPr>
+                <w:sz w:val="24"/>
+                <w:szCs w:val="24"/>
+              </w:rPr>
+            </w:pPr>
+            <w:r>
+              <w:rPr>
+                <w:sz w:val="24"/>
+                <w:szCs w:val="24"/>
+              </w:rPr>
+              <w:t>Бирюзовый</w:t>
+            </w:r>
+          </w:p>
+        </w:tc>
+        <w:tc>
+          <w:tcPr>
+            <w:tcW w:w="3310" w:type="pct"/>
+          </w:tcPr>
+          <w:p>
+            <w:pPr>
+              <w:spacing w:line="240" w:lineRule="auto"/>
+              <w:ind w:firstLine="0"/>
+              <w:jc w:val="left"/>
+              <w:rPr>
+                <w:sz w:val="24"/>
+                <w:szCs w:val="24"/>
+              </w:rPr>
+            </w:pPr>
+            <w:r>
+              <w:rPr>
+                <w:sz w:val="24"/>
+                <w:szCs w:val="24"/>
+              </w:rPr>
+              <w:t>Главная полоса</w:t>
+            </w:r>
+          </w:p>
+        </w:tc>
+      </w:tr>
+      <w:tr>
+        <w:tc>
+          <w:tcPr>
+            <w:tcW w:w="1690" w:type="pct"/>
+          </w:tcPr>
+          <w:p>
+            <w:pPr>
+              <w:spacing w:line="240" w:lineRule="auto"/>
+              <w:ind w:firstLine="0"/>
+              <w:jc w:val="left"/>
+              <w:rPr>
+                <w:sz w:val="24"/>
+                <w:szCs w:val="24"/>
+              </w:rPr>
+            </w:pPr>
+            <w:r>
+              <w:rPr>
+                <w:sz w:val="24"/>
+                <w:szCs w:val="24"/>
+              </w:rPr>
+              <w:t>Пурпурный</w:t>
+            </w:r>
+          </w:p>
+        </w:tc>
+        <w:tc>
+          <w:tcPr>
+            <w:tcW w:w="3310" w:type="pct"/>
+          </w:tcPr>
+          <w:p>
+            <w:pPr>
+              <w:spacing w:line="240" w:lineRule="auto"/>
+              <w:ind w:firstLine="0"/>
+              <w:jc w:val="left"/>
+              <w:rPr>
+                <w:sz w:val="24"/>
+                <w:szCs w:val="24"/>
+              </w:rPr>
+            </w:pPr>
+            <w:r>
+              <w:rPr>
+                <w:sz w:val="24"/>
+                <w:szCs w:val="24"/>
+              </w:rPr>
+              <w:t>Первая дополнительная полоса</w:t>
+            </w:r>
+          </w:p>
+        </w:tc>
+      </w:tr>
+      <w:tr>
+        <w:tc>
+          <w:tcPr>
+            <w:tcW w:w="1690" w:type="pct"/>
+          </w:tcPr>
+          <w:p>
+            <w:pPr>
+              <w:spacing w:line="240" w:lineRule="auto"/>
+              <w:ind w:firstLine="0"/>
+              <w:jc w:val="left"/>
+              <w:rPr>
+                <w:sz w:val="24"/>
+                <w:szCs w:val="24"/>
+              </w:rPr>
+            </w:pPr>
+            <w:r>
+              <w:rPr>
+                <w:sz w:val="24"/>
+                <w:szCs w:val="24"/>
+              </w:rPr>
+              <w:t>Зелёный</w:t>
+            </w:r>
+          </w:p>
+        </w:tc>
+        <w:tc>
+          <w:tcPr>
+            <w:tcW w:w="3310" w:type="pct"/>
+          </w:tcPr>
+          <w:p>
+            <w:pPr>
+              <w:spacing w:line="240" w:lineRule="auto"/>
+              <w:ind w:firstLine="0"/>
+              <w:jc w:val="left"/>
+              <w:rPr>
+                <w:sz w:val="24"/>
+                <w:szCs w:val="24"/>
+              </w:rPr>
+            </w:pPr>
+            <w:r>
+              <w:rPr>
+                <w:sz w:val="24"/>
+                <w:szCs w:val="24"/>
+              </w:rPr>
+              <w:t>Вторая дополнительная полоса</w:t>
+            </w:r>
+          </w:p>
+        </w:tc>
+      </w:tr>
+      <w:tr>
+        <w:tc>
+          <w:tcPr>
+            <w:tcW w:w="1690" w:type="pct"/>
+          </w:tcPr>
+          <w:p>
+            <w:pPr>
+              <w:spacing w:line="240" w:lineRule="auto"/>
+              <w:ind w:firstLine="0"/>
+              <w:jc w:val="left"/>
+              <w:rPr>
+                <w:sz w:val="24"/>
+                <w:szCs w:val="24"/>
+              </w:rPr>
+            </w:pPr>
+            <w:r>
+              <w:rPr>
+                <w:sz w:val="24"/>
+                <w:szCs w:val="24"/>
+              </w:rPr>
+              <w:t>Зелёный</w:t>
+            </w:r>
+          </w:p>
+        </w:tc>
+        <w:tc>
+          <w:tcPr>
+            <w:tcW w:w="3310" w:type="pct"/>
+          </w:tcPr>
+          <w:p>
+            <w:pPr>
+              <w:spacing w:line="240" w:lineRule="auto"/>
+              <w:ind w:firstLine="0"/>
+              <w:jc w:val="left"/>
+              <w:rPr>
+                <w:sz w:val="24"/>
+                <w:szCs w:val="24"/>
+              </w:rPr>
+            </w:pPr>
+            <w:r>
+              <w:rPr>
+                <w:sz w:val="24"/>
+                <w:szCs w:val="24"/>
+              </w:rPr>
+              <w:t>Кнопка рандомизации</w:t>
+            </w:r>
+          </w:p>
+        </w:tc>
+      </w:tr>
+      <w:tr>
+        <w:tc>
+          <w:tcPr>
+            <w:tcW w:w="1690" w:type="pct"/>
+          </w:tcPr>
+          <w:p>
+            <w:pPr>
+              <w:spacing w:line="240" w:lineRule="auto"/>
+              <w:ind w:firstLine="0"/>
+              <w:jc w:val="left"/>
+              <w:rPr>
+                <w:sz w:val="24"/>
+                <w:szCs w:val="24"/>
+              </w:rPr>
+            </w:pPr>
+            <w:r>
+              <w:rPr>
+                <w:sz w:val="24"/>
+                <w:szCs w:val="24"/>
+              </w:rPr>
+              <w:t>Оранжевый</w:t>
+            </w:r>
+          </w:p>
+        </w:tc>
+        <w:tc>
+          <w:tcPr>
+            <w:tcW w:w="3310" w:type="pct"/>
+          </w:tcPr>
+          <w:p>
+            <w:pPr>
+              <w:spacing w:line="240" w:lineRule="auto"/>
+              <w:ind w:firstLine="0"/>
+              <w:jc w:val="left"/>
+              <w:rPr>
+                <w:sz w:val="24"/>
+                <w:szCs w:val="24"/>
+              </w:rPr>
+            </w:pPr>
+            <w:r>
+              <w:rPr>
+                <w:sz w:val="24"/>
+                <w:szCs w:val="24"/>
+              </w:rPr>
+              <w:t>Индикатор модели и логирования</w:t>
+            </w:r>
+          </w:p>
+        </w:tc>
+      </w:tr>
+      <w:tr>
+        <w:tc>
+          <w:tcPr>
+            <w:tcW w:w="1690" w:type="pct"/>
+          </w:tcPr>
+          <w:p>
+            <w:pPr>
+              <w:spacing w:line="240" w:lineRule="auto"/>
+              <w:ind w:firstLine="0"/>
+              <w:jc w:val="left"/>
+              <w:rPr>
+                <w:sz w:val="24"/>
+                <w:szCs w:val="24"/>
+              </w:rPr>
+            </w:pPr>
+            <w:r>
+              <w:rPr>
+                <w:sz w:val="24"/>
+                <w:szCs w:val="24"/>
+              </w:rPr>
+              <w:t>Фиолетовый</w:t>
+            </w:r>
+          </w:p>
+        </w:tc>
+        <w:tc>
+          <w:tcPr>
+            <w:tcW w:w="3310" w:type="pct"/>
+          </w:tcPr>
+          <w:p>
+            <w:pPr>
+              <w:spacing w:line="240" w:lineRule="auto"/>
+              <w:ind w:firstLine="0"/>
+              <w:jc w:val="left"/>
+              <w:rPr>
+                <w:sz w:val="24"/>
+                <w:szCs w:val="24"/>
+              </w:rPr>
+            </w:pPr>
+            <w:r>
+              <w:rPr>
+                <w:sz w:val="24"/>
+                <w:szCs w:val="24"/>
+              </w:rPr>
+              <w:t>Главная полоса</w:t>
+            </w:r>
+          </w:p>
+        </w:tc>
+      </w:tr>
+    </w:tbl>
+    <w:p>
+      <w:pPr>
+        <w:spacing w:before="120"/>
+      </w:pPr>
+      <w:r>
+        <w:t>Горизонтальный контейнер, разделённый на три зоны:</w:t>
+      </w:r>
+    </w:p>
+    <w:p>
+      <w:pPr>
+        <w:pStyle w:val="a0"/>
+        <w:numPr>
+          <w:ilvl w:val="0"/>
+          <w:numId w:val="24"/>
+        </w:numPr>
+        <w:tabs>
+          <w:tab w:val="clear" w:pos="720"/>
+          <w:tab w:val="left" w:pos="1276"/>
+        </w:tabs>
+        <w:ind w:left="0" w:firstLine="709"/>
+        <w:contextualSpacing w:val="0"/>
+        <w:rPr>
+          <w:rFonts w:eastAsia="Calibri"/>
+        </w:rPr>
+      </w:pPr>
+      <w:r>
+        <w:rPr>
+          <w:rFonts w:eastAsia="Calibri"/>
+        </w:rPr>
+        <w:t>Левая зона — главная полоса.</w:t>
+      </w:r>
+      <w:r>
+        <w:rPr>
+          <w:rFonts w:eastAsia="Calibri"/>
+        </w:rPr>
+        <w:t xml:space="preserve"> Горизонтальная полоса из 12 ячеек. Занятые ячейки окрашиваются в бирюзовый с эффектом свечения, пустые остаются тёмно-серыми.</w:t>
+      </w:r>
+    </w:p>
+    <w:p>
+      <w:pPr>
+        <w:pStyle w:val="a0"/>
+        <w:numPr>
+          <w:ilvl w:val="0"/>
+          <w:numId w:val="24"/>
+        </w:numPr>
+        <w:tabs>
+          <w:tab w:val="clear" w:pos="720"/>
+          <w:tab w:val="left" w:pos="1276"/>
+        </w:tabs>
+        <w:ind w:left="0" w:firstLine="709"/>
+        <w:contextualSpacing w:val="0"/>
+        <w:rPr>
+          <w:rFonts w:eastAsia="Calibri"/>
+        </w:rPr>
+      </w:pPr>
+      <w:r>
+        <w:rPr>
+          <w:rFonts w:eastAsia="Calibri"/>
+        </w:rPr>
+        <w:t>Центральная зона — развилка.</w:t>
+      </w:r>
+      <w:r>
+        <w:rPr>
+          <w:rFonts w:eastAsia="Calibri"/>
+        </w:rPr>
+        <w:t xml:space="preserve"> Вертикальный разделитель со стрелочными индикаторами, обозначающий точку разветвления потока.</w:t>
+      </w:r>
+    </w:p>
+    <w:p>
+      <w:pPr>
+        <w:pStyle w:val="a0"/>
+        <w:numPr>
+          <w:ilvl w:val="0"/>
+          <w:numId w:val="24"/>
+        </w:numPr>
+        <w:tabs>
+          <w:tab w:val="clear" w:pos="720"/>
+          <w:tab w:val="left" w:pos="1276"/>
+        </w:tabs>
+        <w:ind w:left="0" w:firstLine="709"/>
+        <w:contextualSpacing w:val="0"/>
+        <w:rPr>
+          <w:rFonts w:eastAsia="Calibri"/>
+        </w:rPr>
+      </w:pPr>
+      <w:r>
+        <w:rPr>
+          <w:rFonts w:eastAsia="Calibri"/>
+        </w:rPr>
+        <w:t>Правая зона — два маршрута.</w:t>
+      </w:r>
+      <w:r>
+        <w:rPr>
+          <w:rFonts w:eastAsia="Calibri"/>
+        </w:rPr>
+        <w:t xml:space="preserve"> Два горизонтальных блока друг над другом: первая полоса (10 пурпурных ячеек) и вторая полоса (10 зелёных ячеек). При отказе второй полосы от приёма её блок подсвечивается красным ореолом.</w:t>
+      </w:r>
+    </w:p>
+    <w:p>
+      <w:r>
+        <w:t>Визуализация обновляется в реальном времени: сервер транслирует состояние всех очередей после каждой итерации, клиент перерисовывает ячейки с плавной анимацией.</w:t>
+      </w:r>
+    </w:p>
+    <w:p>
+      <w:r>
+        <w:t>Строка счётчиков и статусных бейджей (средняя часть) представляет собой горизонтальную строку, содержащую:</w:t>
+      </w:r>
+    </w:p>
+    <w:p>
+      <w:pPr>
+        <w:pStyle w:val="a0"/>
+        <w:numPr>
+          <w:ilvl w:val="0"/>
+          <w:numId w:val="25"/>
+        </w:numPr>
+        <w:tabs>
+          <w:tab w:val="clear" w:pos="720"/>
+          <w:tab w:val="left" w:pos="1276"/>
+        </w:tabs>
+        <w:ind w:left="0" w:firstLine="709"/>
+        <w:contextualSpacing w:val="0"/>
+        <w:rPr>
+          <w:rFonts w:eastAsia="Calibri"/>
+        </w:rPr>
+      </w:pPr>
+      <w:r>
+        <w:rPr>
+          <w:rFonts w:eastAsia="Calibri"/>
+        </w:rPr>
+        <w:t xml:space="preserve">Три числовых счётчика заполненности очередей в формате «N / </w:t>
+      </w:r>
+      <w:proofErr w:type="spellStart"/>
+      <w:r>
+        <w:rPr>
+          <w:rFonts w:eastAsia="Calibri"/>
+        </w:rPr>
+        <w:t>max</w:t>
+      </w:r>
+      <w:proofErr w:type="spellEnd"/>
+      <w:r>
+        <w:rPr>
+          <w:rFonts w:eastAsia="Calibri"/>
+        </w:rPr>
+        <w:t>» для каждой из полос.</w:t>
+      </w:r>
+    </w:p>
+    <w:p>
+      <w:pPr>
+        <w:pStyle w:val="a0"/>
+        <w:numPr>
+          <w:ilvl w:val="0"/>
+          <w:numId w:val="25"/>
+        </w:numPr>
+        <w:tabs>
+          <w:tab w:val="clear" w:pos="720"/>
+          <w:tab w:val="left" w:pos="1276"/>
+        </w:tabs>
+        <w:ind w:left="0" w:firstLine="709"/>
+        <w:contextualSpacing w:val="0"/>
+        <w:rPr>
+          <w:rFonts w:eastAsia="Calibri"/>
+        </w:rPr>
+      </w:pPr>
+      <w:r>
+        <w:rPr>
+          <w:rFonts w:eastAsia="Calibri"/>
+        </w:rPr>
+        <w:t>Бейдж состояния симуляции: «РАБОТАЕТ» (бирюзовый) или «СТОП» (пурпурный).</w:t>
+      </w:r>
+    </w:p>
+    <w:p>
+      <w:pPr>
+        <w:pStyle w:val="a0"/>
+        <w:numPr>
+          <w:ilvl w:val="0"/>
+          <w:numId w:val="25"/>
+        </w:numPr>
+        <w:tabs>
+          <w:tab w:val="clear" w:pos="720"/>
+          <w:tab w:val="left" w:pos="1276"/>
+        </w:tabs>
+        <w:ind w:left="0" w:firstLine="709"/>
+        <w:contextualSpacing w:val="0"/>
+        <w:rPr>
+          <w:rFonts w:eastAsia="Calibri"/>
+        </w:rPr>
+      </w:pPr>
+      <w:r>
+        <w:rPr>
+          <w:rFonts w:eastAsia="Calibri"/>
+        </w:rPr>
+        <w:lastRenderedPageBreak/>
+        <w:t>Бейдж состояния логирования (в прототипе): «ЗАПИСЬ» (фиолетовый) или «ВЫКЛ» (серый).</w:t>
+      </w:r>
+    </w:p>
+    <w:p>
+      <w:r>
+        <w:t>Панель управления (нижняя часть) представлена темной панелью с элементами управления, сгруппированными в блоки.</w:t>
+      </w:r>
+    </w:p>
+    <w:p>
+      <w:r>
+        <w:t>Управление симуляцией происходит посредством четырех кнопок в горизонтальном ряду:</w:t>
+      </w:r>
+    </w:p>
+    <w:p>
+      <w:pPr>
+        <w:pStyle w:val="a0"/>
+        <w:numPr>
+          <w:ilvl w:val="0"/>
+          <w:numId w:val="26"/>
+        </w:numPr>
+        <w:tabs>
+          <w:tab w:val="clear" w:pos="720"/>
+          <w:tab w:val="left" w:pos="1276"/>
+        </w:tabs>
+        <w:ind w:left="0" w:firstLine="709"/>
+        <w:contextualSpacing w:val="0"/>
+        <w:rPr>
+          <w:rFonts w:eastAsia="Calibri"/>
+        </w:rPr>
+      </w:pPr>
+      <w:r>
+        <w:rPr>
+          <w:rStyle w:val="af"/>
+          <w:rFonts w:eastAsiaTheme="majorEastAsia"/>
+        </w:rPr>
+        <w:t>«</w:t>
+      </w:r>
       <w:r>
         <w:rPr>
           <w:rFonts w:eastAsia="Calibri"/>
           <w:b/>
           <w:bCs/>
         </w:rPr>
-        <w:t>Управлять симуляцией</w:t>
+        <w:t>Старт»</w:t>
       </w:r>
       <w:r>
         <w:rPr>
           <w:rFonts w:eastAsia="Calibri"/>
         </w:rPr>
-        <w:t xml:space="preserve"> — оператор запускает, приостанавливает или сбрасывает симуляционный цикл при помощи кнопок «Старт», «Стоп» и </w:t>
-      </w:r>
-      <w:r>
-        <w:rPr>
-          <w:rFonts w:eastAsia="Calibri"/>
-        </w:rPr>
-        <w:lastRenderedPageBreak/>
-        <w:t>«Сброс». Сброс очищает все транспортные очереди и возвращает систему в исходное состояние.</w:t>
+        <w:t xml:space="preserve"> (бирюзовая) — запуск симуляционного цикла;</w:t>
       </w:r>
     </w:p>
     <w:p>
@@ -7379,9 +8261,10 @@
         <w:pStyle w:val="a0"/>
         <w:numPr>
           <w:ilvl w:val="0"/>
-          <w:numId w:val="22"/>
+          <w:numId w:val="26"/>
         </w:numPr>
         <w:tabs>
+          <w:tab w:val="clear" w:pos="720"/>
           <w:tab w:val="left" w:pos="1276"/>
         </w:tabs>
         <w:ind w:left="0" w:firstLine="709"/>
@@ -7396,13 +8279,13 @@
           <w:b/>
           <w:bCs/>
         </w:rPr>
-        <w:t>Настроить параметры транспортной среды</w:t>
+        <w:t>«Стоп»</w:t>
       </w:r>
       <w:r>
         <w:rPr>
           <w:rFonts w:eastAsia="Calibri"/>
         </w:rPr>
-        <w:t xml:space="preserve"> — оператор регулирует динамические характеристики среды через ползунки: интенсивность входящего потока, скорость перевода между полосами, пропускную способность каждого из двух альтернативных маршрутов, а также пороговое значение заполненности для автоматического агента. Изменения применяются мгновенно в реальном времени.</w:t>
+        <w:t xml:space="preserve"> (пурпурная) — остановка цикла;</w:t>
       </w:r>
     </w:p>
     <w:p>
@@ -7410,9 +8293,10 @@
         <w:pStyle w:val="a0"/>
         <w:numPr>
           <w:ilvl w:val="0"/>
-          <w:numId w:val="22"/>
+          <w:numId w:val="26"/>
         </w:numPr>
         <w:tabs>
+          <w:tab w:val="clear" w:pos="720"/>
           <w:tab w:val="left" w:pos="1276"/>
         </w:tabs>
         <w:ind w:left="0" w:firstLine="709"/>
@@ -7427,13 +8311,13 @@
           <w:b/>
           <w:bCs/>
         </w:rPr>
-        <w:t>Наблюдать состояние транспортных потоков</w:t>
+        <w:t>«Сброс»</w:t>
       </w:r>
       <w:r>
         <w:rPr>
           <w:rFonts w:eastAsia="Calibri"/>
         </w:rPr>
-        <w:t xml:space="preserve"> — центральная панель отображает три полосы движения в виде цветовых ячеек с числовыми счётчиками заполненности. Визуализация обновляется в реальном времени после каждого шага симуляции. Также отображаются статусные бейджи работы симуляции и записи данных.</w:t>
+        <w:t xml:space="preserve"> (серая) — очистка очередей и остановка;</w:t>
       </w:r>
     </w:p>
     <w:p>
@@ -7441,9 +8325,10 @@
         <w:pStyle w:val="a0"/>
         <w:numPr>
           <w:ilvl w:val="0"/>
-          <w:numId w:val="22"/>
+          <w:numId w:val="26"/>
         </w:numPr>
         <w:tabs>
+          <w:tab w:val="clear" w:pos="720"/>
           <w:tab w:val="left" w:pos="1276"/>
         </w:tabs>
         <w:ind w:left="0" w:firstLine="709"/>
@@ -7458,13 +8343,45 @@
           <w:b/>
           <w:bCs/>
         </w:rPr>
-        <w:t>Принять решение о маршрутизации</w:t>
-      </w:r>
+        <w:t>«</w:t>
+      </w:r>
+      <w:proofErr w:type="spellStart"/>
       <w:r>
         <w:rPr>
           <w:rFonts w:eastAsia="Calibri"/>
-        </w:rPr>
-        <w:t xml:space="preserve"> — оператор переключает готовность первой полосы к приёму автомобиля (кнопка-переключатель). Это ключевое экспертное действие, формирующее обучающую выборку. Готовность второй полосы вычисляется автоматически по пороговому правилу и отображается в виде пассивного индикатора. В финальной версии системы данное решение принимается обученной моделью автоматически, а интерфейс отображает результат в режиме «только чтение» с указанием вероятности принятого решения.</w:t>
+          <w:b/>
+          <w:bCs/>
+        </w:rPr>
+        <w:t>Random</w:t>
+      </w:r>
+      <w:proofErr w:type="spellEnd"/>
+      <w:r>
+        <w:rPr>
+          <w:rFonts w:eastAsia="Calibri"/>
+          <w:b/>
+          <w:bCs/>
+        </w:rPr>
+        <w:t>»</w:t>
+      </w:r>
+      <w:r>
+        <w:rPr>
+          <w:rFonts w:eastAsia="Calibri"/>
+        </w:rPr>
+        <w:t xml:space="preserve"> (оранжевая) — случайная генерация значений всех параметров среды в допустимых диапазонах.</w:t>
+      </w:r>
+    </w:p>
+    <w:p>
+      <w:r>
+        <w:t>Логирование данных (только прототип) происходит через 2 кнопки</w:t>
+      </w:r>
+      <w:r>
+        <w:t>, п</w:t>
+      </w:r>
+      <w:r>
+        <w:t>ри сохранении в углу экрана появляется уведомление с именем файла</w:t>
+      </w:r>
+      <w:r>
+        <w:t>:</w:t>
       </w:r>
     </w:p>
     <w:p>
@@ -7472,9 +8389,10 @@
         <w:pStyle w:val="a0"/>
         <w:numPr>
           <w:ilvl w:val="0"/>
-          <w:numId w:val="22"/>
+          <w:numId w:val="27"/>
         </w:numPr>
         <w:tabs>
+          <w:tab w:val="clear" w:pos="720"/>
           <w:tab w:val="left" w:pos="1276"/>
         </w:tabs>
         <w:ind w:left="0" w:firstLine="709"/>
@@ -7483,19 +8401,26 @@
           <w:rFonts w:eastAsia="Calibri"/>
         </w:rPr>
       </w:pPr>
+      <w:r>
+        <w:rPr>
+          <w:rStyle w:val="af"/>
+          <w:rFonts w:eastAsiaTheme="majorEastAsia"/>
+        </w:rPr>
+        <w:t>«</w:t>
+      </w:r>
       <w:r>
         <w:rPr>
           <w:rFonts w:eastAsia="Calibri"/>
           <w:b/>
           <w:bCs/>
         </w:rPr>
-        <w:t>Записать экспертные демонстрации</w:t>
+        <w:t>Начать лог»</w:t>
       </w:r>
       <w:r>
         <w:rPr>
           <w:rFonts w:eastAsia="Calibri"/>
         </w:rPr>
-        <w:t xml:space="preserve"> — оператор активирует и завершает запись состояния среды. Система фиксирует наблюдаемые параметры и решения оператора с интервалом в одну секунду и сохраняет результат в файл.</w:t>
+        <w:t xml:space="preserve"> (фиолетовая) — запуск записи состояния среды;</w:t>
       </w:r>
     </w:p>
     <w:p>
@@ -7503,9 +8428,10 @@
         <w:pStyle w:val="a0"/>
         <w:numPr>
           <w:ilvl w:val="0"/>
-          <w:numId w:val="22"/>
+          <w:numId w:val="27"/>
         </w:numPr>
         <w:tabs>
+          <w:tab w:val="clear" w:pos="720"/>
           <w:tab w:val="left" w:pos="1276"/>
         </w:tabs>
         <w:ind w:left="0" w:firstLine="709"/>
@@ -7514,282 +8440,559 @@
           <w:rFonts w:eastAsia="Calibri"/>
         </w:rPr>
       </w:pPr>
-      <w:proofErr w:type="spellStart"/>
       <w:r>
         <w:rPr>
           <w:rFonts w:eastAsia="Calibri"/>
           <w:b/>
           <w:bCs/>
         </w:rPr>
-        <w:t>Рандомизировать</w:t>
-      </w:r>
-      <w:proofErr w:type="spellEnd"/>
+        <w:t>«Сохранить лог»</w:t>
+      </w:r>
       <w:r>
         <w:rPr>
           <w:rFonts w:eastAsia="Calibri"/>
-          <w:b/>
-          <w:bCs/>
-        </w:rPr>
-        <w:t xml:space="preserve"> параметры среды</w:t>
-      </w:r>
-      <w:r>
-        <w:rPr>
-          <w:rFonts w:eastAsia="Calibri"/>
-        </w:rPr>
-        <w:t xml:space="preserve"> — оператор нажимает кнопку, генерирующую случайные значения для всех параметров среды в допустимых диапазонах. Прецедент расширяет настройку параметров, обеспечивая разнообразие экспериментальных сценариев и покрытие пространства состояний в демонстрациях.</w:t>
-      </w:r>
-    </w:p>
-    <w:p>
-      <w:r>
-        <w:lastRenderedPageBreak/>
-        <w:t>Связи между прецедентами</w:t>
-      </w:r>
-      <w:r>
-        <w:t xml:space="preserve">: </w:t>
-      </w:r>
-    </w:p>
-    <w:p>
-      <w:pPr>
-        <w:pStyle w:val="a0"/>
-        <w:numPr>
-          <w:ilvl w:val="0"/>
-          <w:numId w:val="23"/>
-        </w:numPr>
-        <w:tabs>
-          <w:tab w:val="clear" w:pos="720"/>
-          <w:tab w:val="left" w:pos="1276"/>
-        </w:tabs>
-        <w:ind w:left="0" w:firstLine="709"/>
-        <w:contextualSpacing w:val="0"/>
-        <w:rPr>
-          <w:rFonts w:eastAsia="Calibri"/>
-        </w:rPr>
-      </w:pPr>
+        </w:rPr>
+        <w:t xml:space="preserve"> — завершение записи и сохранение файла.</w:t>
+      </w:r>
+    </w:p>
+    <w:p>
       <w:r>
         <w:rPr>
           <w:rStyle w:val="af"/>
           <w:rFonts w:eastAsiaTheme="majorEastAsia"/>
-        </w:rPr>
-        <w:t>«</w:t>
-      </w:r>
-      <w:proofErr w:type="spellStart"/>
-      <w:r>
+          <w:b w:val="0"/>
+          <w:bCs w:val="0"/>
+        </w:rPr>
+        <w:t xml:space="preserve">Индикатор готовности </w:t>
+      </w:r>
+      <w:r>
+        <w:rPr>
+          <w:rStyle w:val="af"/>
+          <w:rFonts w:eastAsiaTheme="majorEastAsia"/>
+          <w:b w:val="0"/>
+          <w:bCs w:val="0"/>
+        </w:rPr>
+        <w:t>первой</w:t>
+      </w:r>
+      <w:r>
+        <w:rPr>
+          <w:rStyle w:val="af"/>
+          <w:rFonts w:eastAsiaTheme="majorEastAsia"/>
+          <w:b w:val="0"/>
+          <w:bCs w:val="0"/>
+        </w:rPr>
+        <w:t xml:space="preserve"> полосы</w:t>
+      </w:r>
+      <w:r>
+        <w:t xml:space="preserve"> – </w:t>
+      </w:r>
+      <w:r>
+        <w:t>кнопка-переключатель готовности первой полосы (зелёная при разрешении, серая при запрете). Оператор нажимает для изменения решения.</w:t>
+      </w:r>
+      <w:r>
+        <w:t xml:space="preserve"> </w:t>
+      </w:r>
+      <w:r>
+        <w:rPr>
+          <w:rStyle w:val="af"/>
+          <w:rFonts w:eastAsiaTheme="majorEastAsia"/>
+          <w:b w:val="0"/>
+          <w:bCs w:val="0"/>
+        </w:rPr>
+        <w:t>Индикатор готовности второй полосы:</w:t>
+      </w:r>
+      <w:r>
+        <w:t xml:space="preserve"> пассивная цветовая точка (зелёная — готова, пурпурная — не готова), вычисляемая автоматически по пороговому правилу.</w:t>
+      </w:r>
+      <w:r>
+        <w:t xml:space="preserve"> </w:t>
+      </w:r>
+      <w:r>
+        <w:rPr>
+          <w:rStyle w:val="af"/>
+          <w:rFonts w:eastAsiaTheme="majorEastAsia"/>
+          <w:b w:val="0"/>
+          <w:bCs w:val="0"/>
+        </w:rPr>
+        <w:t>Ползунок порога второй полосы</w:t>
+      </w:r>
+      <w:r>
+        <w:t xml:space="preserve"> (1–10): определяет уровень заполненности, при превышении которого полоса отказывает в приёме.</w:t>
+      </w:r>
+    </w:p>
+    <w:p>
+      <w:r>
+        <w:t xml:space="preserve">Четыре ползунка, каждый с подписью и отображением текущего значения </w:t>
+      </w:r>
+      <w:r>
+        <w:t>описаны</w:t>
+      </w:r>
+      <w:r>
+        <w:t xml:space="preserve"> в </w:t>
+      </w:r>
+      <w:r>
+        <w:t>Т</w:t>
+      </w:r>
+      <w:r>
+        <w:t>аблице 2.</w:t>
+      </w:r>
+      <w:r>
+        <w:t>3</w:t>
+      </w:r>
+    </w:p>
+    <w:p>
+      <w:pPr>
+        <w:spacing w:before="120" w:line="240" w:lineRule="auto"/>
+        <w:ind w:firstLine="0"/>
+        <w:jc w:val="left"/>
         <w:rPr>
           <w:rFonts w:eastAsia="Calibri"/>
-          <w:b/>
-          <w:bCs/>
-        </w:rPr>
-        <w:t>Рандомизировать</w:t>
-      </w:r>
-      <w:proofErr w:type="spellEnd"/>
+          <w:i/>
+          <w:iCs/>
+          <w:sz w:val="24"/>
+          <w:szCs w:val="24"/>
+        </w:rPr>
+      </w:pPr>
       <w:r>
         <w:rPr>
           <w:rFonts w:eastAsia="Calibri"/>
-          <w:b/>
-          <w:bCs/>
-        </w:rPr>
-        <w:t xml:space="preserve"> параметры среды»</w:t>
+          <w:i/>
+          <w:iCs/>
+          <w:sz w:val="24"/>
+          <w:szCs w:val="24"/>
+        </w:rPr>
+        <w:t>Таблица 2.</w:t>
       </w:r>
       <w:r>
         <w:rPr>
           <w:rFonts w:eastAsia="Calibri"/>
-        </w:rPr>
-        <w:t xml:space="preserve"> расширяет (</w:t>
+          <w:i/>
+          <w:iCs/>
+          <w:sz w:val="24"/>
+          <w:szCs w:val="24"/>
+        </w:rPr>
+        <w:t>3 –</w:t>
       </w:r>
       <w:r>
         <w:rPr>
           <w:rFonts w:eastAsia="Calibri"/>
-        </w:rPr>
-        <w:t>&lt;&lt;</w:t>
-      </w:r>
-      <w:proofErr w:type="spellStart"/>
-      <w:r>
-        <w:rPr>
-          <w:rFonts w:eastAsia="Calibri"/>
-        </w:rPr>
-        <w:t>extend</w:t>
-      </w:r>
-      <w:proofErr w:type="spellEnd"/>
-      <w:r>
-        <w:rPr>
-          <w:rFonts w:eastAsia="Calibri"/>
-        </w:rPr>
-        <w:t>&gt;&gt;</w:t>
-      </w:r>
-      <w:r>
-        <w:rPr>
-          <w:rFonts w:eastAsia="Calibri"/>
-        </w:rPr>
-        <w:t xml:space="preserve">) </w:t>
-      </w:r>
-      <w:r>
-        <w:rPr>
-          <w:rFonts w:eastAsia="Calibri"/>
-          <w:b/>
-          <w:bCs/>
-        </w:rPr>
-        <w:t>«Настроить параметры транспортной среды»</w:t>
-      </w:r>
-      <w:r>
-        <w:rPr>
-          <w:rFonts w:eastAsia="Calibri"/>
-        </w:rPr>
-        <w:t>: рандомизация является альтернативным способом задать конфигурацию вместо ручной настройки каждого ползунка.</w:t>
-      </w:r>
-    </w:p>
-    <w:p>
-      <w:pPr>
-        <w:pStyle w:val="a0"/>
-        <w:numPr>
-          <w:ilvl w:val="0"/>
-          <w:numId w:val="23"/>
-        </w:numPr>
-        <w:tabs>
-          <w:tab w:val="clear" w:pos="720"/>
-          <w:tab w:val="left" w:pos="1276"/>
-        </w:tabs>
-        <w:ind w:left="0" w:firstLine="709"/>
-        <w:contextualSpacing w:val="0"/>
-        <w:rPr>
-          <w:rFonts w:eastAsia="Calibri"/>
-        </w:rPr>
-      </w:pPr>
-      <w:r>
-        <w:rPr>
-          <w:rFonts w:eastAsia="Calibri"/>
-          <w:b/>
-          <w:bCs/>
-        </w:rPr>
-        <w:t>«Принять решение о маршрутизации»</w:t>
-      </w:r>
-      <w:r>
-        <w:rPr>
-          <w:rFonts w:eastAsia="Calibri"/>
-        </w:rPr>
-        <w:t xml:space="preserve"> включает (</w:t>
-      </w:r>
-      <w:r>
-        <w:rPr>
-          <w:rFonts w:eastAsia="Calibri"/>
-        </w:rPr>
-        <w:t>&lt;&lt;</w:t>
-      </w:r>
-      <w:proofErr w:type="spellStart"/>
-      <w:r>
-        <w:rPr>
-          <w:rFonts w:eastAsia="Calibri"/>
-        </w:rPr>
-        <w:t>include</w:t>
-      </w:r>
-      <w:proofErr w:type="spellEnd"/>
-      <w:r>
-        <w:rPr>
-          <w:rFonts w:eastAsia="Calibri"/>
-        </w:rPr>
-        <w:t>&gt;&gt;</w:t>
-      </w:r>
-      <w:r>
-        <w:rPr>
-          <w:rFonts w:eastAsia="Calibri"/>
-        </w:rPr>
-        <w:t xml:space="preserve">) </w:t>
-      </w:r>
-      <w:r>
-        <w:rPr>
-          <w:rFonts w:eastAsia="Calibri"/>
-          <w:b/>
-          <w:bCs/>
-        </w:rPr>
-        <w:t>«Наблюдать состояние транспортных потоков»</w:t>
-      </w:r>
-      <w:r>
-        <w:rPr>
-          <w:rFonts w:eastAsia="Calibri"/>
-        </w:rPr>
-        <w:t>: решение о готовности полосы принимается на основании визуальной информации о заполненности очередей.</w:t>
-      </w:r>
-    </w:p>
-    <w:p>
-      <w:pPr>
-        <w:pStyle w:val="a0"/>
-        <w:numPr>
-          <w:ilvl w:val="0"/>
-          <w:numId w:val="23"/>
-        </w:numPr>
-        <w:tabs>
-          <w:tab w:val="clear" w:pos="720"/>
-          <w:tab w:val="left" w:pos="1276"/>
-        </w:tabs>
-        <w:ind w:left="0" w:firstLine="709"/>
-        <w:contextualSpacing w:val="0"/>
-        <w:rPr>
-          <w:rFonts w:eastAsia="Calibri"/>
-        </w:rPr>
-      </w:pPr>
-      <w:r>
-        <w:rPr>
-          <w:rFonts w:eastAsia="Calibri"/>
-          <w:b/>
-          <w:bCs/>
-        </w:rPr>
-        <w:t>«Записать экспертные демонстрации»</w:t>
-      </w:r>
-      <w:r>
-        <w:rPr>
-          <w:rFonts w:eastAsia="Calibri"/>
-        </w:rPr>
-        <w:t xml:space="preserve"> включает (</w:t>
-      </w:r>
-      <w:r>
-        <w:rPr>
-          <w:rFonts w:eastAsia="Calibri"/>
-        </w:rPr>
-        <w:t>&lt;&lt;</w:t>
-      </w:r>
-      <w:proofErr w:type="spellStart"/>
-      <w:r>
-        <w:rPr>
-          <w:rFonts w:eastAsia="Calibri"/>
-        </w:rPr>
-        <w:t>include</w:t>
-      </w:r>
-      <w:proofErr w:type="spellEnd"/>
-      <w:r>
-        <w:rPr>
-          <w:rFonts w:eastAsia="Calibri"/>
-        </w:rPr>
-        <w:t>&gt;&gt;</w:t>
-      </w:r>
-      <w:r>
-        <w:rPr>
-          <w:rFonts w:eastAsia="Calibri"/>
-        </w:rPr>
-        <w:t xml:space="preserve">) </w:t>
-      </w:r>
-      <w:r>
-        <w:rPr>
-          <w:rFonts w:eastAsia="Calibri"/>
-          <w:b/>
-          <w:bCs/>
-        </w:rPr>
-        <w:t>«Наблюдать состояние транспортных потоков»</w:t>
-      </w:r>
-      <w:r>
-        <w:rPr>
-          <w:rFonts w:eastAsia="Calibri"/>
-        </w:rPr>
-        <w:t>: в процессе записи оператор непрерывно отслеживает состояние системы для принятия обоснованных решений.</w:t>
-      </w:r>
-    </w:p>
-    <w:p>
-      <w:r>
-        <w:t>Сам по себе и</w:t>
-      </w:r>
-      <w:r>
-        <w:t>нтерфейс представляет собой одностраничное веб-приложение с тёмной цветовой темой</w:t>
-      </w:r>
-      <w:r>
-        <w:t>, представленное на рисунке 2.2</w:t>
+          <w:i/>
+          <w:iCs/>
+          <w:sz w:val="24"/>
+          <w:szCs w:val="24"/>
+        </w:rPr>
+        <w:t xml:space="preserve"> Ползунки параметров среды</w:t>
+      </w:r>
+    </w:p>
+    <w:tbl>
+      <w:tblPr>
+        <w:tblStyle w:val="af3"/>
+        <w:tblW w:w="5000" w:type="pct"/>
+        <w:tblLook w:val="04A0" w:firstRow="1" w:lastRow="0" w:firstColumn="1" w:lastColumn="0" w:noHBand="0" w:noVBand="1"/>
+      </w:tblPr>
+      <w:tblGrid>
+        <w:gridCol w:w="4826"/>
+        <w:gridCol w:w="1253"/>
+        <w:gridCol w:w="3266"/>
+      </w:tblGrid>
+      <w:tr>
+        <w:tc>
+          <w:tcPr>
+            <w:tcW w:w="2652" w:type="pct"/>
+          </w:tcPr>
+          <w:p>
+            <w:pPr>
+              <w:spacing w:line="240" w:lineRule="auto"/>
+              <w:ind w:firstLine="0"/>
+              <w:jc w:val="center"/>
+              <w:rPr>
+                <w:b/>
+                <w:bCs/>
+                <w:sz w:val="24"/>
+                <w:szCs w:val="24"/>
+              </w:rPr>
+            </w:pPr>
+            <w:r>
+              <w:rPr>
+                <w:b/>
+                <w:bCs/>
+                <w:sz w:val="24"/>
+                <w:szCs w:val="24"/>
+              </w:rPr>
+              <w:t>Параметр</w:t>
+            </w:r>
+          </w:p>
+        </w:tc>
+        <w:tc>
+          <w:tcPr>
+            <w:tcW w:w="531" w:type="pct"/>
+          </w:tcPr>
+          <w:p>
+            <w:pPr>
+              <w:spacing w:line="240" w:lineRule="auto"/>
+              <w:ind w:firstLine="0"/>
+              <w:jc w:val="center"/>
+              <w:rPr>
+                <w:b/>
+                <w:bCs/>
+                <w:sz w:val="24"/>
+                <w:szCs w:val="24"/>
+              </w:rPr>
+            </w:pPr>
+            <w:r>
+              <w:rPr>
+                <w:b/>
+                <w:bCs/>
+                <w:sz w:val="24"/>
+                <w:szCs w:val="24"/>
+              </w:rPr>
+              <w:t>Диапазон</w:t>
+            </w:r>
+          </w:p>
+        </w:tc>
+        <w:tc>
+          <w:tcPr>
+            <w:tcW w:w="1817" w:type="pct"/>
+          </w:tcPr>
+          <w:p>
+            <w:pPr>
+              <w:spacing w:line="240" w:lineRule="auto"/>
+              <w:ind w:firstLine="0"/>
+              <w:jc w:val="center"/>
+              <w:rPr>
+                <w:b/>
+                <w:bCs/>
+                <w:sz w:val="24"/>
+                <w:szCs w:val="24"/>
+              </w:rPr>
+            </w:pPr>
+            <w:r>
+              <w:rPr>
+                <w:b/>
+                <w:bCs/>
+                <w:sz w:val="24"/>
+                <w:szCs w:val="24"/>
+              </w:rPr>
+              <w:t>Цвет акцента</w:t>
+            </w:r>
+          </w:p>
+        </w:tc>
+      </w:tr>
+      <w:tr>
+        <w:tc>
+          <w:tcPr>
+            <w:tcW w:w="2652" w:type="pct"/>
+          </w:tcPr>
+          <w:p>
+            <w:pPr>
+              <w:spacing w:line="240" w:lineRule="auto"/>
+              <w:ind w:firstLine="0"/>
+              <w:jc w:val="left"/>
+              <w:rPr>
+                <w:sz w:val="24"/>
+                <w:szCs w:val="24"/>
+              </w:rPr>
+            </w:pPr>
+            <w:r>
+              <w:rPr>
+                <w:sz w:val="24"/>
+                <w:szCs w:val="24"/>
+              </w:rPr>
+              <w:t>Интенсивность входящего потока</w:t>
+            </w:r>
+          </w:p>
+        </w:tc>
+        <w:tc>
+          <w:tcPr>
+            <w:tcW w:w="531" w:type="pct"/>
+          </w:tcPr>
+          <w:p>
+            <w:pPr>
+              <w:spacing w:line="240" w:lineRule="auto"/>
+              <w:ind w:firstLine="0"/>
+              <w:jc w:val="left"/>
+              <w:rPr>
+                <w:sz w:val="24"/>
+                <w:szCs w:val="24"/>
+              </w:rPr>
+            </w:pPr>
+            <w:r>
+              <w:rPr>
+                <w:sz w:val="24"/>
+                <w:szCs w:val="24"/>
+              </w:rPr>
+              <w:t>0.2–4.0 с</w:t>
+            </w:r>
+          </w:p>
+        </w:tc>
+        <w:tc>
+          <w:tcPr>
+            <w:tcW w:w="1817" w:type="pct"/>
+          </w:tcPr>
+          <w:p>
+            <w:pPr>
+              <w:spacing w:line="240" w:lineRule="auto"/>
+              <w:ind w:firstLine="0"/>
+              <w:jc w:val="left"/>
+              <w:rPr>
+                <w:sz w:val="24"/>
+                <w:szCs w:val="24"/>
+              </w:rPr>
+            </w:pPr>
+            <w:r>
+              <w:rPr>
+                <w:sz w:val="24"/>
+                <w:szCs w:val="24"/>
+              </w:rPr>
+              <w:t>Бирюзовый</w:t>
+            </w:r>
+          </w:p>
+        </w:tc>
+      </w:tr>
+      <w:tr>
+        <w:tc>
+          <w:tcPr>
+            <w:tcW w:w="2652" w:type="pct"/>
+          </w:tcPr>
+          <w:p>
+            <w:pPr>
+              <w:spacing w:line="240" w:lineRule="auto"/>
+              <w:ind w:firstLine="0"/>
+              <w:jc w:val="left"/>
+              <w:rPr>
+                <w:sz w:val="24"/>
+                <w:szCs w:val="24"/>
+              </w:rPr>
+            </w:pPr>
+            <w:r>
+              <w:rPr>
+                <w:sz w:val="24"/>
+                <w:szCs w:val="24"/>
+              </w:rPr>
+              <w:t>Скорость маршрутизации</w:t>
+            </w:r>
+          </w:p>
+        </w:tc>
+        <w:tc>
+          <w:tcPr>
+            <w:tcW w:w="531" w:type="pct"/>
+          </w:tcPr>
+          <w:p>
+            <w:pPr>
+              <w:spacing w:line="240" w:lineRule="auto"/>
+              <w:ind w:firstLine="0"/>
+              <w:jc w:val="left"/>
+              <w:rPr>
+                <w:sz w:val="24"/>
+                <w:szCs w:val="24"/>
+              </w:rPr>
+            </w:pPr>
+            <w:r>
+              <w:rPr>
+                <w:sz w:val="24"/>
+                <w:szCs w:val="24"/>
+              </w:rPr>
+              <w:t>0.1–4.0 с</w:t>
+            </w:r>
+          </w:p>
+        </w:tc>
+        <w:tc>
+          <w:tcPr>
+            <w:tcW w:w="1817" w:type="pct"/>
+          </w:tcPr>
+          <w:p>
+            <w:pPr>
+              <w:spacing w:line="240" w:lineRule="auto"/>
+              <w:ind w:firstLine="0"/>
+              <w:jc w:val="left"/>
+              <w:rPr>
+                <w:sz w:val="24"/>
+                <w:szCs w:val="24"/>
+              </w:rPr>
+            </w:pPr>
+            <w:r>
+              <w:rPr>
+                <w:sz w:val="24"/>
+                <w:szCs w:val="24"/>
+              </w:rPr>
+              <w:t>Бирюзовый</w:t>
+            </w:r>
+          </w:p>
+        </w:tc>
+      </w:tr>
+      <w:tr>
+        <w:tc>
+          <w:tcPr>
+            <w:tcW w:w="2652" w:type="pct"/>
+          </w:tcPr>
+          <w:p>
+            <w:pPr>
+              <w:spacing w:line="240" w:lineRule="auto"/>
+              <w:ind w:firstLine="0"/>
+              <w:jc w:val="left"/>
+              <w:rPr>
+                <w:sz w:val="24"/>
+                <w:szCs w:val="24"/>
+              </w:rPr>
+            </w:pPr>
+            <w:r>
+              <w:rPr>
+                <w:sz w:val="24"/>
+                <w:szCs w:val="24"/>
+              </w:rPr>
+              <w:t>Пропускная способность первой полосы</w:t>
+            </w:r>
+          </w:p>
+        </w:tc>
+        <w:tc>
+          <w:tcPr>
+            <w:tcW w:w="531" w:type="pct"/>
+          </w:tcPr>
+          <w:p>
+            <w:pPr>
+              <w:spacing w:line="240" w:lineRule="auto"/>
+              <w:ind w:firstLine="0"/>
+              <w:jc w:val="left"/>
+              <w:rPr>
+                <w:sz w:val="24"/>
+                <w:szCs w:val="24"/>
+              </w:rPr>
+            </w:pPr>
+            <w:r>
+              <w:rPr>
+                <w:sz w:val="24"/>
+                <w:szCs w:val="24"/>
+              </w:rPr>
+              <w:t>0.1–8.0 с</w:t>
+            </w:r>
+          </w:p>
+        </w:tc>
+        <w:tc>
+          <w:tcPr>
+            <w:tcW w:w="1817" w:type="pct"/>
+          </w:tcPr>
+          <w:p>
+            <w:pPr>
+              <w:spacing w:line="240" w:lineRule="auto"/>
+              <w:ind w:firstLine="0"/>
+              <w:jc w:val="left"/>
+              <w:rPr>
+                <w:sz w:val="24"/>
+                <w:szCs w:val="24"/>
+              </w:rPr>
+            </w:pPr>
+            <w:r>
+              <w:rPr>
+                <w:sz w:val="24"/>
+                <w:szCs w:val="24"/>
+              </w:rPr>
+              <w:t>Пурпурный</w:t>
+            </w:r>
+          </w:p>
+        </w:tc>
+      </w:tr>
+      <w:tr>
+        <w:tc>
+          <w:tcPr>
+            <w:tcW w:w="2652" w:type="pct"/>
+          </w:tcPr>
+          <w:p>
+            <w:pPr>
+              <w:spacing w:line="240" w:lineRule="auto"/>
+              <w:ind w:firstLine="0"/>
+              <w:jc w:val="left"/>
+              <w:rPr>
+                <w:sz w:val="24"/>
+                <w:szCs w:val="24"/>
+              </w:rPr>
+            </w:pPr>
+            <w:r>
+              <w:rPr>
+                <w:sz w:val="24"/>
+                <w:szCs w:val="24"/>
+              </w:rPr>
+              <w:t>Пропускная способность второй полосы</w:t>
+            </w:r>
+          </w:p>
+        </w:tc>
+        <w:tc>
+          <w:tcPr>
+            <w:tcW w:w="531" w:type="pct"/>
+          </w:tcPr>
+          <w:p>
+            <w:pPr>
+              <w:spacing w:line="240" w:lineRule="auto"/>
+              <w:ind w:firstLine="0"/>
+              <w:jc w:val="left"/>
+              <w:rPr>
+                <w:sz w:val="24"/>
+                <w:szCs w:val="24"/>
+              </w:rPr>
+            </w:pPr>
+            <w:r>
+              <w:rPr>
+                <w:sz w:val="24"/>
+                <w:szCs w:val="24"/>
+              </w:rPr>
+              <w:t>0.1–8.0 с</w:t>
+            </w:r>
+          </w:p>
+        </w:tc>
+        <w:tc>
+          <w:tcPr>
+            <w:tcW w:w="1817" w:type="pct"/>
+          </w:tcPr>
+          <w:p>
+            <w:pPr>
+              <w:spacing w:line="240" w:lineRule="auto"/>
+              <w:ind w:firstLine="0"/>
+              <w:jc w:val="left"/>
+              <w:rPr>
+                <w:sz w:val="24"/>
+                <w:szCs w:val="24"/>
+              </w:rPr>
+            </w:pPr>
+            <w:r>
+              <w:rPr>
+                <w:sz w:val="24"/>
+                <w:szCs w:val="24"/>
+              </w:rPr>
+              <w:t>Зелёный</w:t>
+            </w:r>
+          </w:p>
+        </w:tc>
+      </w:tr>
+    </w:tbl>
+    <w:p>
+      <w:pPr>
+        <w:spacing w:before="120"/>
+      </w:pPr>
+      <w:r>
+        <w:lastRenderedPageBreak/>
+        <w:t>Изменение любого ползунка мгновенно применяется к работающей симуляции. Значения синхронизируются между сервером и всеми подключёнными клиентами в реальном времени.</w:t>
+      </w:r>
+    </w:p>
+    <w:p>
+      <w:r>
+        <w:t>Итоговый</w:t>
+      </w:r>
+      <w:r>
+        <w:t xml:space="preserve"> интерфейс представляет собой одностраничное веб-приложение с тёмной цветовой темой, представленное на </w:t>
+      </w:r>
+      <w:r>
+        <w:t>Р</w:t>
+      </w:r>
+      <w:r>
+        <w:t>исунк</w:t>
+      </w:r>
+      <w:r>
+        <w:t>е</w:t>
+      </w:r>
+      <w:r>
+        <w:t xml:space="preserve"> 2.</w:t>
+      </w:r>
+      <w:r>
+        <w:t>3</w:t>
       </w:r>
       <w:r>
         <w:t xml:space="preserve">. </w:t>
@@ -7800,14 +9003,11 @@
         <w:ind w:firstLine="0"/>
       </w:pPr>
       <w:r>
-        <w:rPr>
-          <w:noProof/>
-        </w:rPr>
         <w:drawing>
-          <wp:inline distT="0" distB="0" distL="0" distR="0" wp14:anchorId="4DDC1B38" wp14:editId="52C1CC31">
-            <wp:extent cx="5940425" cy="2432050"/>
-            <wp:effectExtent l="0" t="0" r="3175" b="6350"/>
-            <wp:docPr id="820456779" name="Рисунок 2"/>
+          <wp:inline distT="0" distB="0" distL="0" distR="0" wp14:anchorId="1435D955" wp14:editId="3CB4DCB3">
+            <wp:extent cx="5940425" cy="2420620"/>
+            <wp:effectExtent l="0" t="0" r="3175" b="5080"/>
+            <wp:docPr id="393518237" name="Рисунок 1"/>
             <wp:cNvGraphicFramePr>
               <a:graphicFrameLocks xmlns:a="http://schemas.openxmlformats.org/drawingml/2006/main" noChangeAspect="1"/>
             </wp:cNvGraphicFramePr>
@@ -7815,17 +9015,11 @@
               <a:graphicData uri="http://schemas.openxmlformats.org/drawingml/2006/picture">
                 <pic:pic xmlns:pic="http://schemas.openxmlformats.org/drawingml/2006/picture">
                   <pic:nvPicPr>
-                    <pic:cNvPr id="820456779" name="Рисунок 820456779"/>
+                    <pic:cNvPr id="393518237" name=""/>
                     <pic:cNvPicPr/>
                   </pic:nvPicPr>
                   <pic:blipFill>
-                    <a:blip r:embed="rId8">
-                      <a:extLst>
-                        <a:ext uri="{28A0092B-C50C-407E-A947-70E740481C1C}">
-                          <a14:useLocalDpi xmlns:a14="http://schemas.microsoft.com/office/drawing/2010/main" val="0"/>
-                        </a:ext>
-                      </a:extLst>
-                    </a:blip>
+                    <a:blip r:embed="rId8"/>
                     <a:stretch>
                       <a:fillRect/>
                     </a:stretch>
@@ -7833,7 +9027,7 @@
                   <pic:spPr>
                     <a:xfrm>
                       <a:off x="0" y="0"/>
-                      <a:ext cx="5940425" cy="2432050"/>
+                      <a:ext cx="5940425" cy="2420620"/>
                     </a:xfrm>
                     <a:prstGeom prst="rect">
                       <a:avLst/>
@@ -7898,1214 +9092,35 @@
           <w:sz w:val="24"/>
           <w:szCs w:val="24"/>
         </w:rPr>
-        <w:t>Симуляция</w:t>
-      </w:r>
-    </w:p>
-    <w:p>
-      <w:r>
-        <w:t>Компоновка вертикальная, элементы центрированы по горизонтали. Интерфейс разделён на три визуальных уровня сверху вниз:</w:t>
-      </w:r>
-    </w:p>
-    <w:p>
-      <w:pPr>
-        <w:pStyle w:val="a0"/>
-        <w:numPr>
-          <w:ilvl w:val="0"/>
-          <w:numId w:val="24"/>
-        </w:numPr>
-        <w:tabs>
-          <w:tab w:val="clear" w:pos="720"/>
-          <w:tab w:val="left" w:pos="1276"/>
-        </w:tabs>
-        <w:ind w:left="0" w:firstLine="709"/>
-        <w:contextualSpacing w:val="0"/>
-        <w:rPr>
-          <w:rFonts w:eastAsia="Calibri"/>
-        </w:rPr>
-      </w:pPr>
+        <w:t>Визуальный интерфейс с</w:t>
+      </w:r>
       <w:r>
         <w:rPr>
           <w:rFonts w:eastAsia="Calibri"/>
           <w:b/>
           <w:bCs/>
-        </w:rPr>
-        <w:t>(A)</w:t>
-      </w:r>
-      <w:r>
-        <w:rPr>
-          <w:rFonts w:eastAsia="Calibri"/>
-        </w:rPr>
-        <w:t xml:space="preserve"> Сцена дорожной сети — визуализация очередей</w:t>
-      </w:r>
-    </w:p>
-    <w:p>
-      <w:pPr>
-        <w:pStyle w:val="a0"/>
-        <w:numPr>
-          <w:ilvl w:val="0"/>
-          <w:numId w:val="24"/>
-        </w:numPr>
-        <w:tabs>
-          <w:tab w:val="clear" w:pos="720"/>
-          <w:tab w:val="left" w:pos="1276"/>
-        </w:tabs>
-        <w:ind w:left="0" w:firstLine="709"/>
-        <w:contextualSpacing w:val="0"/>
-        <w:rPr>
-          <w:rFonts w:eastAsia="Calibri"/>
-        </w:rPr>
-      </w:pPr>
+          <w:sz w:val="24"/>
+          <w:szCs w:val="24"/>
+        </w:rPr>
+        <w:t>имуляци</w:t>
+      </w:r>
       <w:r>
         <w:rPr>
           <w:rFonts w:eastAsia="Calibri"/>
           <w:b/>
           <w:bCs/>
-        </w:rPr>
-        <w:t>(B)</w:t>
-      </w:r>
-      <w:r>
-        <w:rPr>
-          <w:rFonts w:eastAsia="Calibri"/>
-        </w:rPr>
-        <w:t xml:space="preserve"> Строка счётчиков и статусных бейджей</w:t>
-      </w:r>
-    </w:p>
-    <w:p>
-      <w:pPr>
-        <w:pStyle w:val="a0"/>
-        <w:numPr>
-          <w:ilvl w:val="0"/>
-          <w:numId w:val="24"/>
-        </w:numPr>
-        <w:tabs>
-          <w:tab w:val="clear" w:pos="720"/>
-          <w:tab w:val="left" w:pos="1276"/>
-        </w:tabs>
-        <w:ind w:left="0" w:firstLine="709"/>
-        <w:contextualSpacing w:val="0"/>
-        <w:rPr>
-          <w:rFonts w:eastAsia="Calibri"/>
-        </w:rPr>
-      </w:pPr>
-      <w:r>
-        <w:rPr>
-          <w:rFonts w:eastAsia="Calibri"/>
-          <w:b/>
-          <w:bCs/>
-        </w:rPr>
-        <w:t>(C)</w:t>
-      </w:r>
-      <w:r>
-        <w:rPr>
-          <w:rFonts w:eastAsia="Calibri"/>
-        </w:rPr>
-        <w:t xml:space="preserve"> Панель управления — кнопки, ползунки, индикаторы</w:t>
-      </w:r>
-    </w:p>
-    <w:p>
-      <w:r>
-        <w:lastRenderedPageBreak/>
-        <w:t>Цветовое кодирование единообразно во всех элементах</w:t>
-      </w:r>
-      <w:r>
-        <w:t xml:space="preserve"> представлено в таблице 2.1</w:t>
-      </w:r>
-    </w:p>
-    <w:p>
-      <w:r>
-        <w:t>Таблица 2.1 – Цвета на визуализации</w:t>
-      </w:r>
-    </w:p>
-    <w:tbl>
-      <w:tblPr>
-        <w:tblW w:w="0" w:type="auto"/>
-        <w:tblCellSpacing w:w="15" w:type="dxa"/>
-        <w:tblCellMar>
-          <w:top w:w="15" w:type="dxa"/>
-          <w:left w:w="15" w:type="dxa"/>
-          <w:bottom w:w="15" w:type="dxa"/>
-          <w:right w:w="15" w:type="dxa"/>
-        </w:tblCellMar>
-        <w:tblLook w:val="04A0" w:firstRow="1" w:lastRow="0" w:firstColumn="1" w:lastColumn="0" w:noHBand="0" w:noVBand="1"/>
-      </w:tblPr>
-      <w:tblGrid>
-        <w:gridCol w:w="1583"/>
-        <w:gridCol w:w="4125"/>
-      </w:tblGrid>
-      <w:tr>
-        <w:trPr>
-          <w:tblCellSpacing w:w="15" w:type="dxa"/>
-        </w:trPr>
-        <w:tc>
-          <w:tcPr>
-            <w:tcW w:w="0" w:type="auto"/>
-            <w:vAlign w:val="center"/>
-            <w:hideMark/>
-          </w:tcPr>
-          <w:p>
-            <w:pPr>
-              <w:pStyle w:val="ad"/>
-            </w:pPr>
-            <w:r>
-              <w:t>Цвет</w:t>
-            </w:r>
-          </w:p>
-        </w:tc>
-        <w:tc>
-          <w:tcPr>
-            <w:tcW w:w="0" w:type="auto"/>
-            <w:vAlign w:val="center"/>
-            <w:hideMark/>
-          </w:tcPr>
-          <w:p>
-            <w:pPr>
-              <w:pStyle w:val="ad"/>
-            </w:pPr>
-            <w:r>
-              <w:t>Назначение</w:t>
-            </w:r>
-          </w:p>
-        </w:tc>
-      </w:tr>
-      <w:tr>
-        <w:trPr>
-          <w:tblCellSpacing w:w="15" w:type="dxa"/>
-        </w:trPr>
-        <w:tc>
-          <w:tcPr>
-            <w:tcW w:w="0" w:type="auto"/>
-            <w:vAlign w:val="center"/>
-            <w:hideMark/>
-          </w:tcPr>
-          <w:p>
-            <w:pPr>
-              <w:pStyle w:val="ad"/>
-            </w:pPr>
-            <w:r>
-              <w:t>Бирюзовый</w:t>
-            </w:r>
-          </w:p>
-        </w:tc>
-        <w:tc>
-          <w:tcPr>
-            <w:tcW w:w="0" w:type="auto"/>
-            <w:vAlign w:val="center"/>
-            <w:hideMark/>
-          </w:tcPr>
-          <w:p>
-            <w:pPr>
-              <w:pStyle w:val="ad"/>
-            </w:pPr>
-            <w:r>
-              <w:t>Главная полоса</w:t>
-            </w:r>
-          </w:p>
-        </w:tc>
-      </w:tr>
-      <w:tr>
-        <w:trPr>
-          <w:tblCellSpacing w:w="15" w:type="dxa"/>
-        </w:trPr>
-        <w:tc>
-          <w:tcPr>
-            <w:tcW w:w="0" w:type="auto"/>
-            <w:vAlign w:val="center"/>
-            <w:hideMark/>
-          </w:tcPr>
-          <w:p>
-            <w:pPr>
-              <w:pStyle w:val="ad"/>
-            </w:pPr>
-            <w:r>
-              <w:t>Пурпурный</w:t>
-            </w:r>
-          </w:p>
-        </w:tc>
-        <w:tc>
-          <w:tcPr>
-            <w:tcW w:w="0" w:type="auto"/>
-            <w:vAlign w:val="center"/>
-            <w:hideMark/>
-          </w:tcPr>
-          <w:p>
-            <w:pPr>
-              <w:pStyle w:val="ad"/>
-            </w:pPr>
-            <w:r>
-              <w:t>Первая дополнительная полоса</w:t>
-            </w:r>
-          </w:p>
-        </w:tc>
-      </w:tr>
-      <w:tr>
-        <w:trPr>
-          <w:tblCellSpacing w:w="15" w:type="dxa"/>
-        </w:trPr>
-        <w:tc>
-          <w:tcPr>
-            <w:tcW w:w="0" w:type="auto"/>
-            <w:vAlign w:val="center"/>
-            <w:hideMark/>
-          </w:tcPr>
-          <w:p>
-            <w:pPr>
-              <w:pStyle w:val="ad"/>
-            </w:pPr>
-            <w:r>
-              <w:t>Зелёный</w:t>
-            </w:r>
-          </w:p>
-        </w:tc>
-        <w:tc>
-          <w:tcPr>
-            <w:tcW w:w="0" w:type="auto"/>
-            <w:vAlign w:val="center"/>
-            <w:hideMark/>
-          </w:tcPr>
-          <w:p>
-            <w:pPr>
-              <w:pStyle w:val="ad"/>
-            </w:pPr>
-            <w:r>
-              <w:t>Вторая дополнительная полоса</w:t>
-            </w:r>
-          </w:p>
-        </w:tc>
-      </w:tr>
-      <w:tr>
-        <w:trPr>
-          <w:tblCellSpacing w:w="15" w:type="dxa"/>
-        </w:trPr>
-        <w:tc>
-          <w:tcPr>
-            <w:tcW w:w="0" w:type="auto"/>
-            <w:vAlign w:val="center"/>
-            <w:hideMark/>
-          </w:tcPr>
-          <w:p>
-            <w:pPr>
-              <w:pStyle w:val="ad"/>
-            </w:pPr>
-            <w:r>
-              <w:t>Оранжевый</w:t>
-            </w:r>
-          </w:p>
-        </w:tc>
-        <w:tc>
-          <w:tcPr>
-            <w:tcW w:w="0" w:type="auto"/>
-            <w:vAlign w:val="center"/>
-            <w:hideMark/>
-          </w:tcPr>
-          <w:p>
-            <w:pPr>
-              <w:pStyle w:val="ad"/>
-            </w:pPr>
-            <w:r>
-              <w:t>Кнопка рандомизации</w:t>
-            </w:r>
-          </w:p>
-        </w:tc>
-      </w:tr>
-      <w:tr>
-        <w:trPr>
-          <w:tblCellSpacing w:w="15" w:type="dxa"/>
-        </w:trPr>
-        <w:tc>
-          <w:tcPr>
-            <w:tcW w:w="0" w:type="auto"/>
-            <w:vAlign w:val="center"/>
-            <w:hideMark/>
-          </w:tcPr>
-          <w:p>
-            <w:pPr>
-              <w:pStyle w:val="ad"/>
-            </w:pPr>
-            <w:r>
-              <w:t>Фиолетовый</w:t>
-            </w:r>
-          </w:p>
-        </w:tc>
-        <w:tc>
-          <w:tcPr>
-            <w:tcW w:w="0" w:type="auto"/>
-            <w:vAlign w:val="center"/>
-            <w:hideMark/>
-          </w:tcPr>
-          <w:p>
-            <w:pPr>
-              <w:pStyle w:val="ad"/>
-            </w:pPr>
-            <w:r>
-              <w:t>Индикатор модели и логирования</w:t>
-            </w:r>
-          </w:p>
-        </w:tc>
-      </w:tr>
-    </w:tbl>
-    <w:p>
-      <w:r>
-        <w:t>Горизонтальный контейнер, разделённый на три зоны:</w:t>
-      </w:r>
-    </w:p>
-    <w:p>
-      <w:pPr>
-        <w:pStyle w:val="a0"/>
-        <w:tabs>
-          <w:tab w:val="left" w:pos="1276"/>
-        </w:tabs>
-        <w:ind w:left="0"/>
-        <w:contextualSpacing w:val="0"/>
-        <w:rPr>
-          <w:rFonts w:eastAsia="Calibri"/>
-        </w:rPr>
-      </w:pPr>
-      <w:r>
-        <w:rPr>
-          <w:rStyle w:val="af"/>
-        </w:rPr>
-        <w:t xml:space="preserve">- </w:t>
-      </w:r>
-      <w:r>
-        <w:rPr>
-          <w:rFonts w:eastAsia="Calibri"/>
-          <w:b/>
-          <w:bCs/>
-        </w:rPr>
-        <w:t>Левая зона — главная полоса.</w:t>
-      </w:r>
-      <w:r>
-        <w:rPr>
-          <w:rFonts w:eastAsia="Calibri"/>
-        </w:rPr>
-        <w:t xml:space="preserve"> Горизонтальная полоса из 12 ячеек. Занятые ячейки окрашиваются в бирюзовый с эффектом свечения, пустые остаются тёмно-серыми.</w:t>
-      </w:r>
-    </w:p>
-    <w:p>
-      <w:pPr>
-        <w:pStyle w:val="a0"/>
-        <w:tabs>
-          <w:tab w:val="left" w:pos="1276"/>
-        </w:tabs>
-        <w:ind w:left="0"/>
-        <w:contextualSpacing w:val="0"/>
-        <w:rPr>
-          <w:rFonts w:eastAsia="Calibri"/>
-        </w:rPr>
-      </w:pPr>
-      <w:r>
-        <w:rPr>
-          <w:rFonts w:eastAsia="Calibri"/>
-          <w:b/>
-          <w:bCs/>
-        </w:rPr>
-        <w:t xml:space="preserve">- Центральная </w:t>
-      </w:r>
-      <w:r>
-        <w:rPr>
-          <w:rFonts w:eastAsia="Calibri"/>
-        </w:rPr>
-        <w:t>зона</w:t>
-      </w:r>
-      <w:r>
-        <w:rPr>
-          <w:rFonts w:eastAsia="Calibri"/>
-          <w:b/>
-          <w:bCs/>
-        </w:rPr>
-        <w:t xml:space="preserve"> — развилка.</w:t>
-      </w:r>
-      <w:r>
-        <w:rPr>
-          <w:rFonts w:eastAsia="Calibri"/>
-        </w:rPr>
-        <w:t xml:space="preserve"> Вертикальный разделитель со стрелочными индикаторами, обозначающий точку разветвления потока.</w:t>
-      </w:r>
-    </w:p>
-    <w:p>
-      <w:pPr>
-        <w:pStyle w:val="a0"/>
-        <w:tabs>
-          <w:tab w:val="left" w:pos="1276"/>
-        </w:tabs>
-        <w:ind w:left="0"/>
-        <w:contextualSpacing w:val="0"/>
-        <w:rPr>
-          <w:rFonts w:eastAsia="Calibri"/>
-        </w:rPr>
-      </w:pPr>
-      <w:r>
-        <w:rPr>
-          <w:rFonts w:eastAsia="Calibri"/>
-          <w:b/>
-          <w:bCs/>
-        </w:rPr>
-        <w:t>- Правая зона — два маршрута.</w:t>
-      </w:r>
-      <w:r>
-        <w:rPr>
-          <w:rFonts w:eastAsia="Calibri"/>
-        </w:rPr>
-        <w:t xml:space="preserve"> Два горизонтальных блока друг над другом: первая полоса (10 пурпурных ячеек) и вторая полоса (10 зелёных ячеек). При отказе второй полосы от приёма её блок подсвечивается красным ореолом.</w:t>
-      </w:r>
-    </w:p>
-    <w:p>
-      <w:r>
-        <w:t>Визуализация обновляется в реальном времени: сервер транслирует состояние всех очередей после каждой итерации, клиент перерисовывает ячейки с плавной анимацией.</w:t>
-      </w:r>
-    </w:p>
-    <w:p>
-      <w:r>
-        <w:t>Строка счётчиков и статусных бейджей (средняя часть)</w:t>
-      </w:r>
-      <w:r>
-        <w:t xml:space="preserve"> представляет собой г</w:t>
-      </w:r>
-      <w:r>
-        <w:t>оризонтальн</w:t>
-      </w:r>
-      <w:r>
-        <w:t>ую</w:t>
-      </w:r>
-      <w:r>
-        <w:t xml:space="preserve"> строк</w:t>
-      </w:r>
-      <w:r>
-        <w:t>у</w:t>
-      </w:r>
-      <w:r>
-        <w:t>, содержащ</w:t>
-      </w:r>
-      <w:r>
-        <w:t>ую</w:t>
-      </w:r>
-      <w:r>
-        <w:t>:</w:t>
-      </w:r>
-    </w:p>
-    <w:p>
-      <w:pPr>
-        <w:pStyle w:val="a0"/>
-        <w:numPr>
-          <w:ilvl w:val="0"/>
-          <w:numId w:val="25"/>
-        </w:numPr>
-        <w:tabs>
-          <w:tab w:val="clear" w:pos="720"/>
-          <w:tab w:val="left" w:pos="1276"/>
-        </w:tabs>
-        <w:ind w:left="0" w:firstLine="709"/>
-        <w:contextualSpacing w:val="0"/>
-        <w:rPr>
-          <w:rFonts w:eastAsia="Calibri"/>
-        </w:rPr>
-      </w:pPr>
-      <w:r>
-        <w:rPr>
-          <w:rFonts w:eastAsia="Calibri"/>
-        </w:rPr>
-        <w:t xml:space="preserve">Три числовых счётчика заполненности очередей в формате «N / </w:t>
-      </w:r>
-      <w:proofErr w:type="spellStart"/>
-      <w:r>
-        <w:rPr>
-          <w:rFonts w:eastAsia="Calibri"/>
-        </w:rPr>
-        <w:t>max</w:t>
-      </w:r>
-      <w:proofErr w:type="spellEnd"/>
-      <w:r>
-        <w:rPr>
-          <w:rFonts w:eastAsia="Calibri"/>
-        </w:rPr>
-        <w:t>» для каждой из полос.</w:t>
-      </w:r>
-    </w:p>
-    <w:p>
-      <w:pPr>
-        <w:pStyle w:val="a0"/>
-        <w:numPr>
-          <w:ilvl w:val="0"/>
-          <w:numId w:val="25"/>
-        </w:numPr>
-        <w:tabs>
-          <w:tab w:val="clear" w:pos="720"/>
-          <w:tab w:val="left" w:pos="1276"/>
-        </w:tabs>
-        <w:ind w:left="0" w:firstLine="709"/>
-        <w:contextualSpacing w:val="0"/>
-        <w:rPr>
-          <w:rFonts w:eastAsia="Calibri"/>
-        </w:rPr>
-      </w:pPr>
-      <w:r>
-        <w:rPr>
-          <w:rFonts w:eastAsia="Calibri"/>
-        </w:rPr>
-        <w:t>Бейдж состояния симуляции: «РАБОТАЕТ» (бирюзовый) или «СТОП» (пурпурный).</w:t>
-      </w:r>
-    </w:p>
-    <w:p>
-      <w:pPr>
-        <w:pStyle w:val="a0"/>
-        <w:numPr>
-          <w:ilvl w:val="0"/>
-          <w:numId w:val="25"/>
-        </w:numPr>
-        <w:tabs>
-          <w:tab w:val="clear" w:pos="720"/>
-          <w:tab w:val="left" w:pos="1276"/>
-        </w:tabs>
-        <w:ind w:left="0" w:firstLine="709"/>
-        <w:contextualSpacing w:val="0"/>
-        <w:rPr>
-          <w:rFonts w:eastAsia="Calibri"/>
-        </w:rPr>
-      </w:pPr>
-      <w:r>
-        <w:rPr>
-          <w:rFonts w:eastAsia="Calibri"/>
-        </w:rPr>
-        <w:t>Бейдж состояния логирования (в прототипе): «ЗАПИСЬ» (фиолетовый) или «ВЫКЛ» (серый).</w:t>
-      </w:r>
-    </w:p>
-    <w:p>
-      <w:r>
-        <w:lastRenderedPageBreak/>
-        <w:t>Панель управления (нижняя часть)</w:t>
-      </w:r>
-      <w:r>
-        <w:t xml:space="preserve"> представлена темной</w:t>
-      </w:r>
-      <w:r>
-        <w:t xml:space="preserve"> панель</w:t>
-      </w:r>
-      <w:r>
-        <w:t>ю</w:t>
-      </w:r>
-      <w:r>
-        <w:t xml:space="preserve"> с элементами управления, сгруппированными в блоки.</w:t>
-      </w:r>
-    </w:p>
-    <w:p>
-      <w:r>
-        <w:t>Управление симуляцией</w:t>
-      </w:r>
-      <w:r>
-        <w:t xml:space="preserve"> происходит посредством ч</w:t>
-      </w:r>
-      <w:r>
-        <w:t>етыре</w:t>
-      </w:r>
-      <w:r>
-        <w:t>х</w:t>
-      </w:r>
-      <w:r>
-        <w:t xml:space="preserve"> кноп</w:t>
-      </w:r>
-      <w:r>
-        <w:t>ок</w:t>
-      </w:r>
-      <w:r>
-        <w:t xml:space="preserve"> в горизонтальном ряду:</w:t>
-      </w:r>
-    </w:p>
-    <w:p>
-      <w:pPr>
-        <w:pStyle w:val="a0"/>
-        <w:numPr>
-          <w:ilvl w:val="0"/>
-          <w:numId w:val="26"/>
-        </w:numPr>
-        <w:tabs>
-          <w:tab w:val="clear" w:pos="720"/>
-          <w:tab w:val="left" w:pos="1276"/>
-        </w:tabs>
-        <w:ind w:left="0" w:firstLine="709"/>
-        <w:contextualSpacing w:val="0"/>
-        <w:rPr>
-          <w:rFonts w:eastAsia="Calibri"/>
-        </w:rPr>
-      </w:pPr>
-      <w:r>
-        <w:rPr>
-          <w:rStyle w:val="af"/>
-          <w:rFonts w:eastAsiaTheme="majorEastAsia"/>
-        </w:rPr>
-        <w:t>«</w:t>
-      </w:r>
-      <w:r>
-        <w:rPr>
-          <w:rFonts w:eastAsia="Calibri"/>
-          <w:b/>
-          <w:bCs/>
-        </w:rPr>
-        <w:t>Старт»</w:t>
-      </w:r>
-      <w:r>
-        <w:rPr>
-          <w:rFonts w:eastAsia="Calibri"/>
-        </w:rPr>
-        <w:t xml:space="preserve"> (бирюзовая) — запуск симуляционного цикла;</w:t>
-      </w:r>
-    </w:p>
-    <w:p>
-      <w:pPr>
-        <w:pStyle w:val="a0"/>
-        <w:numPr>
-          <w:ilvl w:val="0"/>
-          <w:numId w:val="26"/>
-        </w:numPr>
-        <w:tabs>
-          <w:tab w:val="clear" w:pos="720"/>
-          <w:tab w:val="left" w:pos="1276"/>
-        </w:tabs>
-        <w:ind w:left="0" w:firstLine="709"/>
-        <w:contextualSpacing w:val="0"/>
-        <w:rPr>
-          <w:rFonts w:eastAsia="Calibri"/>
-        </w:rPr>
-      </w:pPr>
-      <w:r>
-        <w:rPr>
-          <w:rFonts w:eastAsia="Calibri"/>
-          <w:b/>
-          <w:bCs/>
-        </w:rPr>
-        <w:t>«Стоп»</w:t>
-      </w:r>
-      <w:r>
-        <w:rPr>
-          <w:rFonts w:eastAsia="Calibri"/>
-        </w:rPr>
-        <w:t xml:space="preserve"> (пурпурная) — остановка цикла;</w:t>
-      </w:r>
-    </w:p>
-    <w:p>
-      <w:pPr>
-        <w:pStyle w:val="a0"/>
-        <w:numPr>
-          <w:ilvl w:val="0"/>
-          <w:numId w:val="26"/>
-        </w:numPr>
-        <w:tabs>
-          <w:tab w:val="clear" w:pos="720"/>
-          <w:tab w:val="left" w:pos="1276"/>
-        </w:tabs>
-        <w:ind w:left="0" w:firstLine="709"/>
-        <w:contextualSpacing w:val="0"/>
-        <w:rPr>
-          <w:rFonts w:eastAsia="Calibri"/>
-        </w:rPr>
-      </w:pPr>
-      <w:r>
-        <w:rPr>
-          <w:rFonts w:eastAsia="Calibri"/>
-          <w:b/>
-          <w:bCs/>
-        </w:rPr>
-        <w:t>«Сброс»</w:t>
-      </w:r>
-      <w:r>
-        <w:rPr>
-          <w:rFonts w:eastAsia="Calibri"/>
-        </w:rPr>
-        <w:t xml:space="preserve"> (серая) — очистка очередей и остановка;</w:t>
-      </w:r>
-    </w:p>
-    <w:p>
-      <w:pPr>
-        <w:pStyle w:val="a0"/>
-        <w:numPr>
-          <w:ilvl w:val="0"/>
-          <w:numId w:val="26"/>
-        </w:numPr>
-        <w:tabs>
-          <w:tab w:val="clear" w:pos="720"/>
-          <w:tab w:val="left" w:pos="1276"/>
-        </w:tabs>
-        <w:ind w:left="0" w:firstLine="709"/>
-        <w:contextualSpacing w:val="0"/>
-        <w:rPr>
-          <w:rFonts w:eastAsia="Calibri"/>
-        </w:rPr>
-      </w:pPr>
-      <w:r>
-        <w:rPr>
-          <w:rFonts w:eastAsia="Calibri"/>
-          <w:b/>
-          <w:bCs/>
-        </w:rPr>
-        <w:t>«</w:t>
-      </w:r>
-      <w:proofErr w:type="spellStart"/>
-      <w:r>
-        <w:rPr>
-          <w:rFonts w:eastAsia="Calibri"/>
-          <w:b/>
-          <w:bCs/>
-        </w:rPr>
-        <w:t>Random</w:t>
-      </w:r>
-      <w:proofErr w:type="spellEnd"/>
-      <w:r>
-        <w:rPr>
-          <w:rFonts w:eastAsia="Calibri"/>
-          <w:b/>
-          <w:bCs/>
-        </w:rPr>
-        <w:t>»</w:t>
-      </w:r>
-      <w:r>
-        <w:rPr>
-          <w:rFonts w:eastAsia="Calibri"/>
-        </w:rPr>
-        <w:t xml:space="preserve"> (оранжевая) — случайная генерация значений всех параметров среды в допустимых диапазонах.</w:t>
-      </w:r>
-    </w:p>
-    <w:p>
-      <w:r>
-        <w:t>Логирование данных (только прототип)</w:t>
-      </w:r>
-      <w:r>
-        <w:t xml:space="preserve"> происходит через 2</w:t>
-      </w:r>
-      <w:r>
-        <w:t xml:space="preserve"> кнопки:</w:t>
-      </w:r>
-    </w:p>
-    <w:p>
-      <w:pPr>
-        <w:pStyle w:val="a0"/>
-        <w:numPr>
-          <w:ilvl w:val="0"/>
-          <w:numId w:val="27"/>
-        </w:numPr>
-        <w:tabs>
-          <w:tab w:val="clear" w:pos="720"/>
-          <w:tab w:val="left" w:pos="1276"/>
-        </w:tabs>
-        <w:ind w:left="0" w:firstLine="709"/>
-        <w:contextualSpacing w:val="0"/>
-        <w:rPr>
-          <w:rFonts w:eastAsia="Calibri"/>
-        </w:rPr>
-      </w:pPr>
-      <w:r>
-        <w:rPr>
-          <w:rStyle w:val="af"/>
-          <w:rFonts w:eastAsiaTheme="majorEastAsia"/>
-        </w:rPr>
-        <w:t>«</w:t>
-      </w:r>
-      <w:r>
-        <w:rPr>
-          <w:rFonts w:eastAsia="Calibri"/>
-          <w:b/>
-          <w:bCs/>
-        </w:rPr>
-        <w:t>Начать лог»</w:t>
-      </w:r>
-      <w:r>
-        <w:rPr>
-          <w:rFonts w:eastAsia="Calibri"/>
-        </w:rPr>
-        <w:t xml:space="preserve"> (фиолетовая) — запуск записи состояния среды;</w:t>
-      </w:r>
-    </w:p>
-    <w:p>
-      <w:pPr>
-        <w:pStyle w:val="a0"/>
-        <w:numPr>
-          <w:ilvl w:val="0"/>
-          <w:numId w:val="27"/>
-        </w:numPr>
-        <w:tabs>
-          <w:tab w:val="clear" w:pos="720"/>
-          <w:tab w:val="left" w:pos="1276"/>
-        </w:tabs>
-        <w:ind w:left="0" w:firstLine="709"/>
-        <w:contextualSpacing w:val="0"/>
-        <w:rPr>
-          <w:rFonts w:eastAsia="Calibri"/>
-        </w:rPr>
-      </w:pPr>
-      <w:r>
-        <w:rPr>
-          <w:rFonts w:eastAsia="Calibri"/>
-          <w:b/>
-          <w:bCs/>
-        </w:rPr>
-        <w:t>«Сохранить лог»</w:t>
-      </w:r>
-      <w:r>
-        <w:rPr>
-          <w:rFonts w:eastAsia="Calibri"/>
-        </w:rPr>
-        <w:t xml:space="preserve"> — завершение записи и сохранение файла.</w:t>
-      </w:r>
-    </w:p>
-    <w:p>
-      <w:r>
-        <w:t>При сохранении в углу экрана появляется уведомление с именем файла.</w:t>
-      </w:r>
-    </w:p>
-    <w:p>
-      <w:r>
-        <w:t>Индикаторы и решения маршрутизации</w:t>
-      </w:r>
-      <w:r>
-        <w:t>:</w:t>
-      </w:r>
-    </w:p>
-    <w:p>
-      <w:r>
-        <w:rPr>
-          <w:rStyle w:val="af"/>
-          <w:rFonts w:eastAsiaTheme="majorEastAsia"/>
-        </w:rPr>
-        <w:t>В прототипе:</w:t>
-      </w:r>
-      <w:r>
-        <w:t xml:space="preserve"> кнопка-переключатель готовности первой полосы (зелёная при разрешении, серая при запрете). Оператор нажимает для изменения решения.</w:t>
-      </w:r>
-    </w:p>
-    <w:p>
-      <w:r>
-        <w:rPr>
-          <w:rStyle w:val="af"/>
-          <w:rFonts w:eastAsiaTheme="majorEastAsia"/>
-        </w:rPr>
-        <w:t>В финальной версии:</w:t>
-      </w:r>
-      <w:r>
-        <w:t xml:space="preserve"> пассивный индикатор, отображающий бинарное решение обученной модели (0 или 1), метку «MCE IRL» и вероятность решения в процентах. Элемент доступен только для чтения.</w:t>
-      </w:r>
-    </w:p>
-    <w:p>
-      <w:r>
-        <w:rPr>
-          <w:rStyle w:val="af"/>
-          <w:rFonts w:eastAsiaTheme="majorEastAsia"/>
-        </w:rPr>
-        <w:t>Индикатор готовности второй полосы:</w:t>
-      </w:r>
-      <w:r>
-        <w:t xml:space="preserve"> пассивная цветовая точка (зелёная — готова, пурпурная — не готова), вычисляемая автоматически по пороговому правилу.</w:t>
-      </w:r>
-    </w:p>
-    <w:p>
-      <w:r>
-        <w:rPr>
-          <w:rStyle w:val="af"/>
-          <w:rFonts w:eastAsiaTheme="majorEastAsia"/>
-        </w:rPr>
-        <w:t>Ползунок порога второй полосы</w:t>
-      </w:r>
-      <w:r>
-        <w:t xml:space="preserve"> (1–10): определяет уровень заполненности, при превышении которого полоса отказывает в приёме.</w:t>
-      </w:r>
-    </w:p>
-    <w:p>
-      <w:r>
-        <w:t>Четыре ползунка, каждый с подписью и отображением текущего значения</w:t>
-      </w:r>
-      <w:r>
-        <w:t xml:space="preserve"> представлены в таблице 2.1</w:t>
-      </w:r>
-    </w:p>
-    <w:p>
-      <w:pPr>
-        <w:pStyle w:val="3"/>
-      </w:pPr>
-      <w:bookmarkStart w:id="36" w:name="_Toc230139736"/>
-      <w:r>
-        <w:t xml:space="preserve">Таблица 2.1 </w:t>
-      </w:r>
-      <w:r>
-        <w:t>Ползунки параметров среды</w:t>
-      </w:r>
-      <w:bookmarkEnd w:id="36"/>
-    </w:p>
-    <w:tbl>
-      <w:tblPr>
-        <w:tblW w:w="0" w:type="auto"/>
-        <w:tblCellSpacing w:w="15" w:type="dxa"/>
-        <w:tblCellMar>
-          <w:top w:w="15" w:type="dxa"/>
-          <w:left w:w="15" w:type="dxa"/>
-          <w:bottom w:w="15" w:type="dxa"/>
-          <w:right w:w="15" w:type="dxa"/>
-        </w:tblCellMar>
-        <w:tblLook w:val="04A0" w:firstRow="1" w:lastRow="0" w:firstColumn="1" w:lastColumn="0" w:noHBand="0" w:noVBand="1"/>
-      </w:tblPr>
-      <w:tblGrid>
-        <w:gridCol w:w="4924"/>
-        <w:gridCol w:w="1200"/>
-        <w:gridCol w:w="1657"/>
-      </w:tblGrid>
-      <w:tr>
-        <w:trPr>
-          <w:tblCellSpacing w:w="15" w:type="dxa"/>
-        </w:trPr>
-        <w:tc>
-          <w:tcPr>
-            <w:tcW w:w="0" w:type="auto"/>
-            <w:vAlign w:val="center"/>
-            <w:hideMark/>
-          </w:tcPr>
-          <w:p>
-            <w:pPr>
-              <w:pStyle w:val="ad"/>
-            </w:pPr>
-            <w:r>
-              <w:t>Параметр</w:t>
-            </w:r>
-          </w:p>
-        </w:tc>
-        <w:tc>
-          <w:tcPr>
-            <w:tcW w:w="0" w:type="auto"/>
-            <w:vAlign w:val="center"/>
-            <w:hideMark/>
-          </w:tcPr>
-          <w:p>
-            <w:pPr>
-              <w:pStyle w:val="ad"/>
-            </w:pPr>
-            <w:r>
-              <w:t>Диапазон</w:t>
-            </w:r>
-          </w:p>
-        </w:tc>
-        <w:tc>
-          <w:tcPr>
-            <w:tcW w:w="0" w:type="auto"/>
-            <w:vAlign w:val="center"/>
-            <w:hideMark/>
-          </w:tcPr>
-          <w:p>
-            <w:pPr>
-              <w:pStyle w:val="ad"/>
-            </w:pPr>
-            <w:r>
-              <w:t>Цвет акцента</w:t>
-            </w:r>
-          </w:p>
-        </w:tc>
-      </w:tr>
-      <w:tr>
-        <w:trPr>
-          <w:tblCellSpacing w:w="15" w:type="dxa"/>
-        </w:trPr>
-        <w:tc>
-          <w:tcPr>
-            <w:tcW w:w="0" w:type="auto"/>
-            <w:vAlign w:val="center"/>
-            <w:hideMark/>
-          </w:tcPr>
-          <w:p>
-            <w:pPr>
-              <w:pStyle w:val="ad"/>
-            </w:pPr>
-            <w:r>
-              <w:lastRenderedPageBreak/>
-              <w:t>Интенсивность входящего потока</w:t>
-            </w:r>
-          </w:p>
-        </w:tc>
-        <w:tc>
-          <w:tcPr>
-            <w:tcW w:w="0" w:type="auto"/>
-            <w:vAlign w:val="center"/>
-            <w:hideMark/>
-          </w:tcPr>
-          <w:p>
-            <w:pPr>
-              <w:pStyle w:val="ad"/>
-            </w:pPr>
-            <w:r>
-              <w:t>0.2–4.0 с</w:t>
-            </w:r>
-          </w:p>
-        </w:tc>
-        <w:tc>
-          <w:tcPr>
-            <w:tcW w:w="0" w:type="auto"/>
-            <w:vAlign w:val="center"/>
-            <w:hideMark/>
-          </w:tcPr>
-          <w:p>
-            <w:pPr>
-              <w:pStyle w:val="ad"/>
-            </w:pPr>
-            <w:r>
-              <w:t>Бирюзовый</w:t>
-            </w:r>
-          </w:p>
-        </w:tc>
-      </w:tr>
-      <w:tr>
-        <w:trPr>
-          <w:tblCellSpacing w:w="15" w:type="dxa"/>
-        </w:trPr>
-        <w:tc>
-          <w:tcPr>
-            <w:tcW w:w="0" w:type="auto"/>
-            <w:vAlign w:val="center"/>
-            <w:hideMark/>
-          </w:tcPr>
-          <w:p>
-            <w:pPr>
-              <w:pStyle w:val="ad"/>
-            </w:pPr>
-            <w:r>
-              <w:t>Скорость маршрутизации</w:t>
-            </w:r>
-          </w:p>
-        </w:tc>
-        <w:tc>
-          <w:tcPr>
-            <w:tcW w:w="0" w:type="auto"/>
-            <w:vAlign w:val="center"/>
-            <w:hideMark/>
-          </w:tcPr>
-          <w:p>
-            <w:pPr>
-              <w:pStyle w:val="ad"/>
-            </w:pPr>
-            <w:r>
-              <w:t>0.1–4.0 с</w:t>
-            </w:r>
-          </w:p>
-        </w:tc>
-        <w:tc>
-          <w:tcPr>
-            <w:tcW w:w="0" w:type="auto"/>
-            <w:vAlign w:val="center"/>
-            <w:hideMark/>
-          </w:tcPr>
-          <w:p>
-            <w:pPr>
-              <w:pStyle w:val="ad"/>
-            </w:pPr>
-            <w:r>
-              <w:t>Бирюзовый</w:t>
-            </w:r>
-          </w:p>
-        </w:tc>
-      </w:tr>
-      <w:tr>
-        <w:trPr>
-          <w:tblCellSpacing w:w="15" w:type="dxa"/>
-        </w:trPr>
-        <w:tc>
-          <w:tcPr>
-            <w:tcW w:w="0" w:type="auto"/>
-            <w:vAlign w:val="center"/>
-            <w:hideMark/>
-          </w:tcPr>
-          <w:p>
-            <w:pPr>
-              <w:pStyle w:val="ad"/>
-            </w:pPr>
-            <w:r>
-              <w:t>Пропускная способность первой полосы</w:t>
-            </w:r>
-          </w:p>
-        </w:tc>
-        <w:tc>
-          <w:tcPr>
-            <w:tcW w:w="0" w:type="auto"/>
-            <w:vAlign w:val="center"/>
-            <w:hideMark/>
-          </w:tcPr>
-          <w:p>
-            <w:pPr>
-              <w:pStyle w:val="ad"/>
-            </w:pPr>
-            <w:r>
-              <w:t>0.1–8.0 с</w:t>
-            </w:r>
-          </w:p>
-        </w:tc>
-        <w:tc>
-          <w:tcPr>
-            <w:tcW w:w="0" w:type="auto"/>
-            <w:vAlign w:val="center"/>
-            <w:hideMark/>
-          </w:tcPr>
-          <w:p>
-            <w:pPr>
-              <w:pStyle w:val="ad"/>
-            </w:pPr>
-            <w:r>
-              <w:t>Пурпурный</w:t>
-            </w:r>
-          </w:p>
-        </w:tc>
-      </w:tr>
-      <w:tr>
-        <w:trPr>
-          <w:tblCellSpacing w:w="15" w:type="dxa"/>
-        </w:trPr>
-        <w:tc>
-          <w:tcPr>
-            <w:tcW w:w="0" w:type="auto"/>
-            <w:vAlign w:val="center"/>
-            <w:hideMark/>
-          </w:tcPr>
-          <w:p>
-            <w:pPr>
-              <w:pStyle w:val="ad"/>
-            </w:pPr>
-            <w:r>
-              <w:t>Пропускная способность второй полосы</w:t>
-            </w:r>
-          </w:p>
-        </w:tc>
-        <w:tc>
-          <w:tcPr>
-            <w:tcW w:w="0" w:type="auto"/>
-            <w:vAlign w:val="center"/>
-            <w:hideMark/>
-          </w:tcPr>
-          <w:p>
-            <w:pPr>
-              <w:pStyle w:val="ad"/>
-            </w:pPr>
-            <w:r>
-              <w:t>0.1–8.0 с</w:t>
-            </w:r>
-          </w:p>
-        </w:tc>
-        <w:tc>
-          <w:tcPr>
-            <w:tcW w:w="0" w:type="auto"/>
-            <w:vAlign w:val="center"/>
-            <w:hideMark/>
-          </w:tcPr>
-          <w:p>
-            <w:pPr>
-              <w:pStyle w:val="ad"/>
-            </w:pPr>
-            <w:r>
-              <w:t>Зелёный</w:t>
-            </w:r>
-          </w:p>
-        </w:tc>
-      </w:tr>
-    </w:tbl>
-    <w:p>
-      <w:r>
-        <w:t>Изменение любого ползунка мгновенно применяется к работающей симуляции. Значения синхронизируются между сервером и всеми подключёнными клиентами в реальном времени.</w:t>
-      </w:r>
-    </w:p>
+          <w:sz w:val="24"/>
+          <w:szCs w:val="24"/>
+        </w:rPr>
+        <w:t>и</w:t>
+      </w:r>
+    </w:p>
+    <w:p/>
     <w:p>
       <w:pPr>
         <w:pStyle w:val="12"/>
       </w:pPr>
-      <w:bookmarkStart w:id="37" w:name="_Toc230139737"/>
+      <w:bookmarkStart w:id="37" w:name="_Toc230203540"/>
       <w:r>
         <w:lastRenderedPageBreak/>
         <w:t>3. Реализация системы и оценка результатов</w:t>
@@ -9116,7 +9131,7 @@
       <w:pPr>
         <w:pStyle w:val="2"/>
       </w:pPr>
-      <w:bookmarkStart w:id="38" w:name="_Toc230139738"/>
+      <w:bookmarkStart w:id="38" w:name="_Toc230203541"/>
       <w:r>
         <w:t>3.1 Технологии разработки</w:t>
       </w:r>
@@ -9139,7 +9154,7 @@
       <w:pPr>
         <w:pStyle w:val="3"/>
       </w:pPr>
-      <w:bookmarkStart w:id="39" w:name="_Toc230139739"/>
+      <w:bookmarkStart w:id="39" w:name="_Toc230203542"/>
       <w:r>
         <w:t>3.1.1 Симуляционный цикл, визуализация и случайное изменение среды</w:t>
       </w:r>
@@ -9276,7 +9291,7 @@
       <w:pPr>
         <w:pStyle w:val="3"/>
       </w:pPr>
-      <w:bookmarkStart w:id="40" w:name="_Toc230139740"/>
+      <w:bookmarkStart w:id="40" w:name="_Toc230203543"/>
       <w:r>
         <w:t>3.1.2 Механизм логирования и формат фиксируемых данных</w:t>
       </w:r>
@@ -9416,7 +9431,7 @@
       <w:pPr>
         <w:pStyle w:val="2"/>
       </w:pPr>
-      <w:bookmarkStart w:id="41" w:name="_Toc230139741"/>
+      <w:bookmarkStart w:id="41" w:name="_Toc230203544"/>
       <w:r>
         <w:t xml:space="preserve">3.2 Обучение </w:t>
       </w:r>
@@ -9432,7 +9447,7 @@
       <w:pPr>
         <w:pStyle w:val="3"/>
       </w:pPr>
-      <w:bookmarkStart w:id="42" w:name="_Toc230139742"/>
+      <w:bookmarkStart w:id="42" w:name="_Toc230203545"/>
       <w:r>
         <w:t>3.2.1 Исходные данные и дискретизация пространства состояний</w:t>
       </w:r>
@@ -9567,7 +9582,7 @@
       <w:pPr>
         <w:pStyle w:val="3"/>
       </w:pPr>
-      <w:bookmarkStart w:id="43" w:name="_Toc230139743"/>
+      <w:bookmarkStart w:id="43" w:name="_Toc230203546"/>
       <w:r>
         <w:t>3.2.2 Построение модели переходов и вычисление меры посещаемости</w:t>
       </w:r>
@@ -9728,7 +9743,7 @@
       <w:pPr>
         <w:pStyle w:val="3"/>
       </w:pPr>
-      <w:bookmarkStart w:id="44" w:name="_Toc230139744"/>
+      <w:bookmarkStart w:id="44" w:name="_Toc230203547"/>
       <w:r>
         <w:t>3.2.3 Обучение функции вознаграждения и извлечение политики</w:t>
       </w:r>
@@ -9855,7 +9870,7 @@
       <w:pPr>
         <w:pStyle w:val="3"/>
       </w:pPr>
-      <w:bookmarkStart w:id="45" w:name="_Toc230139745"/>
+      <w:bookmarkStart w:id="45" w:name="_Toc230203548"/>
       <w:r>
         <w:lastRenderedPageBreak/>
         <w:t>3.2.4 Сохранение и применение модели</w:t>
@@ -9993,7 +10008,7 @@
       <w:pPr>
         <w:pStyle w:val="3"/>
       </w:pPr>
-      <w:bookmarkStart w:id="46" w:name="_Toc230139746"/>
+      <w:bookmarkStart w:id="46" w:name="_Toc230203549"/>
       <w:r>
         <w:t>3.2.5 Интеграция агента в систему и замена ручного управления</w:t>
       </w:r>
@@ -10086,7 +10101,7 @@
       <w:pPr>
         <w:pStyle w:val="3"/>
       </w:pPr>
-      <w:bookmarkStart w:id="47" w:name="_Toc230139747"/>
+      <w:bookmarkStart w:id="47" w:name="_Toc230203550"/>
       <w:r>
         <w:t xml:space="preserve">3.2.6 Загрузка модели и </w:t>
       </w:r>
@@ -10226,7 +10241,7 @@
       <w:pPr>
         <w:pStyle w:val="3"/>
       </w:pPr>
-      <w:bookmarkStart w:id="48" w:name="_Toc230139748"/>
+      <w:bookmarkStart w:id="48" w:name="_Toc230203551"/>
       <w:r>
         <w:t>3.2.7 Аппроксимация будущего состояния и отображение решения в интерфейсе</w:t>
       </w:r>
@@ -10303,7 +10318,7 @@
       <w:pPr>
         <w:pStyle w:val="2"/>
       </w:pPr>
-      <w:bookmarkStart w:id="49" w:name="_Toc230139749"/>
+      <w:bookmarkStart w:id="49" w:name="_Toc230203552"/>
       <w:r>
         <w:t>3. 3</w:t>
       </w:r>
@@ -10319,11 +10334,6 @@
     </w:p>
     <w:p/>
     <w:p>
-      <w:pPr>
-        <w:rPr>
-          <w:lang w:val="en-US"/>
-        </w:rPr>
-      </w:pPr>
       <w:r>
         <w:t xml:space="preserve">На первом этапе выполнялась верификация симуляционного цикла. Проверялось соблюдение инвариантов среды: длина каждой очереди не превышает установленной ёмкости, дисциплина обслуживания FIFO </w:t>
       </w:r>
@@ -10333,11 +10343,6 @@
       </w:r>
     </w:p>
     <w:p>
-      <w:pPr>
-        <w:rPr>
-          <w:lang w:val="en-US"/>
-        </w:rPr>
-      </w:pPr>
       <w:r>
         <w:t xml:space="preserve">На втором этапе верифицировался механизм сбора экспертных демонстраций. Проверялась полнота и корректность записываемых данных: соответствие значений в журнале фактическому состоянию симуляции, отсутствие пропусков и дублирования записей, корректность временных меток. </w:t>
       </w:r>
@@ -10359,11 +10364,6 @@
       </w:r>
     </w:p>
     <w:p>
-      <w:pPr>
-        <w:rPr>
-          <w:lang w:val="en-US"/>
-        </w:rPr>
-      </w:pPr>
       <w:r>
         <w:t xml:space="preserve">На третьем этапе оценивалась корректность процедуры обучения модели. Контролировалось соответствие размерности дискретного пространства состояний ожидаемому значению (576 состояний при заданных параметрах дискретизации). Проверялась стохастичность матрицы переходов: сумма вероятностей по каждой строке равна единице, отсутствуют нулевые строки благодаря </w:t>
       </w:r>
@@ -10377,11 +10377,6 @@
       </w:r>
     </w:p>
     <w:p>
-      <w:pPr>
-        <w:rPr>
-          <w:lang w:val="en-US"/>
-        </w:rPr>
-      </w:pPr>
       <w:r>
         <w:t xml:space="preserve">На четвёртом этапе проводилось тестирование интеграции обученного агента в симуляцию. Верифицировалась корректность загрузки артефактов модели при инициализации сервера, а также работоспособность резервного режима при отсутствии файлов модели. Проверялась защита параметра решения агента от внешней модификации: попытки изменения через пользовательский интерфейс отклонялись серверной логикой и фиксировались в журнале. Тестировалась согласованность отображаемых в интерфейсе значений решения и вероятности с фактическими результатами </w:t>
       </w:r>
@@ -10395,22 +10390,12 @@
       </w:r>
     </w:p>
     <w:p>
-      <w:pPr>
-        <w:rPr>
-          <w:lang w:val="en-US"/>
-        </w:rPr>
-      </w:pPr>
       <w:r>
         <w:lastRenderedPageBreak/>
         <w:t>Заключительный этап включал функциональное тестирование системы в целом. Симуляция запускалась с различными конфигурациями параметров среды, включая сгенерированные механизмом рандомизации. Контролировалось, что обученный агент принимает решения на каждом шаге без задержек и сбоев, визуализация корректно отражает текущее состояние, а многопоточная архитектура обеспечивает отсутствие состояний гонки при одновременном обращении к разделяемым данным. Отдельно проверялась синхронизация данных между сервером и клиентскими приложениями: при подключении нескольких браузерных клиентов одновременно все получали идентичное и согласованное представление состояния системы.</w:t>
       </w:r>
     </w:p>
     <w:p>
-      <w:pPr>
-        <w:rPr>
-          <w:lang w:val="en-US"/>
-        </w:rPr>
-      </w:pPr>
       <w:r>
         <w:t>Помимо перечисленных проверок, проводилось сравнительное тестирование поведения системы в двух режимах: ручного управления оператором и автономного управления обученным агентом. При идентичных начальных условиях и параметрах среды фиксировались динамика заполненности очередей и частота переключений решения о маршрутизации. Результаты подтвердили, что обученный агент воспроизводит качественные паттерны экспертного поведения: реагирует на рост заполненности ограничением приёма и учитывает сигнал готовности второго агента при формировании решения.</w:t>
       </w:r>
@@ -10430,7 +10415,7 @@
       <w:pPr>
         <w:pStyle w:val="12"/>
       </w:pPr>
-      <w:bookmarkStart w:id="50" w:name="_Toc230139750"/>
+      <w:bookmarkStart w:id="50" w:name="_Toc230203553"/>
       <w:r>
         <w:lastRenderedPageBreak/>
         <w:t>Заключение</w:t>
@@ -10636,7 +10621,7 @@
           <w:lang w:val="en-US"/>
         </w:rPr>
       </w:pPr>
-      <w:bookmarkStart w:id="51" w:name="_Toc230139751"/>
+      <w:bookmarkStart w:id="51" w:name="_Toc230203554"/>
       <w:r>
         <w:lastRenderedPageBreak/>
         <w:t>Список</w:t>
@@ -10660,6 +10645,7 @@
         <w:contextualSpacing w:val="0"/>
         <w:rPr>
           <w:color w:val="000000"/>
+          <w:lang w:val="en-US"/>
         </w:rPr>
       </w:pPr>
       <w:r>
@@ -10706,6 +10692,7 @@
         <w:contextualSpacing w:val="0"/>
         <w:rPr>
           <w:color w:val="000000"/>
+          <w:lang w:val="en-US"/>
         </w:rPr>
       </w:pPr>
       <w:r>
@@ -10746,6 +10733,7 @@
       <w:r>
         <w:rPr>
           <w:color w:val="000000"/>
+          <w:lang w:val="en-US"/>
         </w:rPr>
         <w:t>1–34. — DOI: 10.48550/arXiv.1907.13220.</w:t>
       </w:r>
@@ -10918,6 +10906,7 @@
       <w:r>
         <w:rPr>
           <w:color w:val="000000"/>
+          <w:lang w:val="en-US"/>
         </w:rPr>
         <w:t xml:space="preserve">5. Terry, J. K., Black, B., Grammel, N. et al. </w:t>
       </w:r>
@@ -11045,6 +11034,9 @@
         </w:rPr>
       </w:pPr>
       <w:r>
+        <w:rPr>
+          <w:noProof/>
+        </w:rPr>
         <w:drawing>
           <wp:inline distT="0" distB="0" distL="0" distR="0" wp14:anchorId="5409A4C1" wp14:editId="6D7A3C93">
             <wp:extent cx="5940425" cy="4052235"/>
@@ -11101,6 +11093,7 @@
       </w:pPr>
       <w:r>
         <w:rPr>
+          <w:noProof/>
           <w:color w:val="000000"/>
         </w:rPr>
         <w:drawing>
@@ -11159,6 +11152,7 @@
       </w:pPr>
       <w:r>
         <w:rPr>
+          <w:noProof/>
           <w:color w:val="000000"/>
         </w:rPr>
         <w:lastRenderedPageBreak/>
@@ -15602,6 +15596,7 @@
   <w:style w:type="character" w:default="1" w:styleId="a1">
     <w:name w:val="Default Paragraph Font"/>
     <w:uiPriority w:val="1"/>
+    <w:semiHidden/>
     <w:unhideWhenUsed/>
   </w:style>
   <w:style w:type="table" w:default="1" w:styleId="a2">
@@ -15795,6 +15790,7 @@
       <w:numPr>
         <w:ilvl w:val="1"/>
       </w:numPr>
+      <w:ind w:firstLine="709"/>
     </w:pPr>
     <w:rPr>
       <w:rFonts w:eastAsiaTheme="majorEastAsia" w:cstheme="majorBidi"/>
@@ -16542,7 +16538,7 @@
 </file>
 
 <file path=customXml/itemProps1.xml><?xml version="1.0" encoding="utf-8"?>
-<ds:datastoreItem xmlns:ds="http://schemas.openxmlformats.org/officeDocument/2006/customXml" ds:itemID="{D9AE683E-616E-334B-95F8-FA8B199CD13A}">
+<ds:datastoreItem xmlns:ds="http://schemas.openxmlformats.org/officeDocument/2006/customXml" ds:itemID="{2C8E4CB6-B656-3542-AA48-EAA341F201E4}">
   <ds:schemaRefs>
     <ds:schemaRef ds:uri="http://schemas.openxmlformats.org/officeDocument/2006/bibliography"/>
   </ds:schemaRefs>
